--- a/3.Maven_Notes/maven_class3.docx
+++ b/3.Maven_Notes/maven_class3.docx
@@ -5,9 +5,53 @@
     <w:p>
       <w:pPr>
         <w:rPr>
+          <w:color w:val="70AD47" w:themeColor="accent6"/>
           <w:sz w:val="28"/>
         </w:rPr>
       </w:pPr>
+      <w:r>
+        <w:rPr>
+          <w:sz w:val="28"/>
+        </w:rPr>
+        <w:t xml:space="preserve">Key points from this notes : </w:t>
+      </w:r>
+      <w:r>
+        <w:rPr>
+          <w:color w:val="538135" w:themeColor="accent6" w:themeShade="BF"/>
+          <w:sz w:val="28"/>
+        </w:rPr>
+        <w:t xml:space="preserve">m2 repository </w:t>
+      </w:r>
+      <w:r>
+        <w:rPr>
+          <w:sz w:val="28"/>
+        </w:rPr>
+        <w:t>,</w:t>
+      </w:r>
+      <w:r>
+        <w:rPr>
+          <w:sz w:val="28"/>
+        </w:rPr>
+        <w:br/>
+      </w:r>
+      <w:r>
+        <w:rPr>
+          <w:sz w:val="28"/>
+        </w:rPr>
+        <w:br/>
+      </w:r>
+      <w:r>
+        <w:rPr>
+          <w:sz w:val="28"/>
+        </w:rPr>
+        <w:br/>
+      </w:r>
+      <w:r>
+        <w:rPr>
+          <w:sz w:val="28"/>
+        </w:rPr>
+        <w:br/>
+      </w:r>
       <w:r>
         <w:rPr>
           <w:sz w:val="28"/>
@@ -52,17 +96,30 @@
         <w:br/>
         <w:t>and how to change default .m2/repository</w:t>
       </w:r>
-      <w:bookmarkStart w:id="0" w:name="_GoBack"/>
-      <w:bookmarkEnd w:id="0"/>
+      <w:r>
+        <w:rPr>
+          <w:sz w:val="28"/>
+        </w:rPr>
+        <w:br/>
+        <w:t xml:space="preserve">we will also that why there is need to change this default location of </w:t>
+      </w:r>
+      <w:r>
+        <w:rPr>
+          <w:color w:val="70AD47" w:themeColor="accent6"/>
+          <w:sz w:val="28"/>
+        </w:rPr>
+        <w:t>.m2 repository</w:t>
+      </w:r>
     </w:p>
     <w:p>
       <w:pPr>
         <w:rPr>
-          <w:sz w:val="28"/>
+          <w:rStyle w:val="Strong"/>
         </w:rPr>
       </w:pPr>
       <w:r>
         <w:rPr>
+          <w:noProof/>
           <w:sz w:val="28"/>
         </w:rPr>
         <w:drawing>
@@ -81,7 +138,7 @@
                     <pic:cNvPicPr/>
                   </pic:nvPicPr>
                   <pic:blipFill>
-                    <a:blip r:embed="rId4"/>
+                    <a:blip r:embed="rId6"/>
                     <a:stretch>
                       <a:fillRect/>
                     </a:stretch>
@@ -107,6 +164,2274 @@
         </w:rPr>
         <w:t xml:space="preserve"> </w:t>
       </w:r>
+      <w:r>
+        <w:rPr>
+          <w:sz w:val="28"/>
+        </w:rPr>
+        <w:br/>
+      </w:r>
+      <w:r>
+        <w:rPr>
+          <w:sz w:val="28"/>
+        </w:rPr>
+        <w:br/>
+      </w:r>
+      <w:r>
+        <w:t xml:space="preserve">When we execute the command  mvn install, all the dependencies (like JARs, WARs, JUnit, etc.) mentioned in </w:t>
+      </w:r>
+      <w:r>
+        <w:rPr>
+          <w:rStyle w:val="HTMLCode"/>
+          <w:rFonts w:eastAsiaTheme="minorHAnsi"/>
+          <w:color w:val="FF0000"/>
+        </w:rPr>
+        <w:t>pom.xml</w:t>
+      </w:r>
+      <w:r>
+        <w:t xml:space="preserve"> will be downloaded (if not already) and stored in the local Maven repository at </w:t>
+      </w:r>
+      <w:r>
+        <w:rPr>
+          <w:rStyle w:val="HTMLCode"/>
+          <w:rFonts w:eastAsiaTheme="minorHAnsi"/>
+          <w:b/>
+          <w:color w:val="7030A0"/>
+        </w:rPr>
+        <w:t>.m2/repository</w:t>
+      </w:r>
+      <w:r>
+        <w:rPr>
+          <w:rStyle w:val="HTMLCode"/>
+          <w:rFonts w:eastAsiaTheme="minorHAnsi"/>
+          <w:b/>
+          <w:color w:val="7030A0"/>
+        </w:rPr>
+        <w:br/>
+      </w:r>
+      <w:r>
+        <w:rPr>
+          <w:rStyle w:val="HTMLCode"/>
+          <w:rFonts w:eastAsiaTheme="minorHAnsi"/>
+          <w:b/>
+          <w:color w:val="7030A0"/>
+        </w:rPr>
+        <w:br/>
+      </w:r>
+      <w:r>
+        <w:rPr>
+          <w:rStyle w:val="HTMLCode"/>
+          <w:rFonts w:eastAsiaTheme="minorHAnsi"/>
+          <w:b/>
+          <w:color w:val="222A35" w:themeColor="text2" w:themeShade="80"/>
+        </w:rPr>
+        <w:t xml:space="preserve">when </w:t>
+      </w:r>
+      <w:r>
+        <w:rPr>
+          <w:rStyle w:val="HTMLCode"/>
+          <w:rFonts w:eastAsiaTheme="minorHAnsi"/>
+          <w:b/>
+          <w:color w:val="222A35" w:themeColor="text2" w:themeShade="80"/>
+        </w:rPr>
+        <w:t xml:space="preserve">we </w:t>
+      </w:r>
+      <w:r>
+        <w:rPr>
+          <w:rStyle w:val="HTMLCode"/>
+          <w:rFonts w:eastAsiaTheme="minorHAnsi"/>
+          <w:b/>
+          <w:color w:val="222A35" w:themeColor="text2" w:themeShade="80"/>
+        </w:rPr>
+        <w:t xml:space="preserve">execute the command </w:t>
+      </w:r>
+      <w:r>
+        <w:rPr>
+          <w:rStyle w:val="HTMLCode"/>
+          <w:rFonts w:eastAsiaTheme="minorHAnsi"/>
+          <w:b/>
+          <w:color w:val="FF0000"/>
+        </w:rPr>
+        <w:t xml:space="preserve">mvn clean install </w:t>
+      </w:r>
+      <w:r>
+        <w:rPr>
+          <w:rStyle w:val="HTMLCode"/>
+          <w:rFonts w:eastAsiaTheme="minorHAnsi"/>
+          <w:b/>
+          <w:color w:val="222A35" w:themeColor="text2" w:themeShade="80"/>
+        </w:rPr>
+        <w:t xml:space="preserve">the target folder in Java-maven project will get deleted and then added and </w:t>
+      </w:r>
+      <w:r>
+        <w:rPr>
+          <w:rStyle w:val="HTMLCode"/>
+          <w:rFonts w:eastAsiaTheme="minorHAnsi"/>
+          <w:b/>
+          <w:color w:val="222A35" w:themeColor="text2" w:themeShade="80"/>
+          <w:highlight w:val="yellow"/>
+        </w:rPr>
+        <w:t>com</w:t>
+      </w:r>
+      <w:r>
+        <w:rPr>
+          <w:rStyle w:val="HTMLCode"/>
+          <w:rFonts w:eastAsiaTheme="minorHAnsi"/>
+          <w:b/>
+          <w:color w:val="222A35" w:themeColor="text2" w:themeShade="80"/>
+        </w:rPr>
+        <w:t xml:space="preserve"> directory in </w:t>
+      </w:r>
+      <w:r>
+        <w:rPr>
+          <w:rStyle w:val="HTMLCode"/>
+          <w:rFonts w:eastAsiaTheme="minorHAnsi"/>
+          <w:b/>
+          <w:color w:val="4472C4" w:themeColor="accent5"/>
+        </w:rPr>
+        <w:t xml:space="preserve">cd ~/.m2directory </w:t>
+      </w:r>
+      <w:r>
+        <w:rPr>
+          <w:rStyle w:val="HTMLCode"/>
+          <w:rFonts w:eastAsiaTheme="minorHAnsi"/>
+          <w:b/>
+          <w:color w:val="222A35" w:themeColor="text2" w:themeShade="80"/>
+        </w:rPr>
+        <w:t>will also get deleted if exist</w:t>
+      </w:r>
+      <w:r>
+        <w:rPr>
+          <w:rStyle w:val="HTMLCode"/>
+          <w:rFonts w:eastAsiaTheme="minorHAnsi"/>
+          <w:b/>
+          <w:color w:val="222A35" w:themeColor="text2" w:themeShade="80"/>
+        </w:rPr>
+        <w:t>s</w:t>
+      </w:r>
+      <w:r>
+        <w:rPr>
+          <w:rStyle w:val="HTMLCode"/>
+          <w:rFonts w:eastAsiaTheme="minorHAnsi"/>
+          <w:b/>
+          <w:color w:val="222A35" w:themeColor="text2" w:themeShade="80"/>
+        </w:rPr>
+        <w:t xml:space="preserve"> and then readded</w:t>
+      </w:r>
+      <w:r>
+        <w:rPr>
+          <w:rStyle w:val="HTMLCode"/>
+          <w:rFonts w:eastAsiaTheme="minorHAnsi"/>
+          <w:b/>
+          <w:color w:val="222A35" w:themeColor="text2" w:themeShade="80"/>
+        </w:rPr>
+        <w:t xml:space="preserve"> you check the timestamp in the below image It show Apr 15 com folder has been added.</w:t>
+      </w:r>
+      <w:r>
+        <w:rPr>
+          <w:rStyle w:val="HTMLCode"/>
+          <w:rFonts w:eastAsiaTheme="minorHAnsi"/>
+          <w:b/>
+          <w:color w:val="7030A0"/>
+        </w:rPr>
+        <w:br/>
+      </w:r>
+      <w:r>
+        <w:rPr>
+          <w:noProof/>
+          <w:sz w:val="24"/>
+        </w:rPr>
+        <w:drawing>
+          <wp:inline distT="0" distB="0" distL="0" distR="0" wp14:anchorId="7484F1B0" wp14:editId="6D30BF59">
+            <wp:extent cx="4914900" cy="2145542"/>
+            <wp:effectExtent l="0" t="0" r="0" b="7620"/>
+            <wp:docPr id="2" name="Picture 2"/>
+            <wp:cNvGraphicFramePr>
+              <a:graphicFrameLocks xmlns:a="http://schemas.openxmlformats.org/drawingml/2006/main" noChangeAspect="1"/>
+            </wp:cNvGraphicFramePr>
+            <a:graphic xmlns:a="http://schemas.openxmlformats.org/drawingml/2006/main">
+              <a:graphicData uri="http://schemas.openxmlformats.org/drawingml/2006/picture">
+                <pic:pic xmlns:pic="http://schemas.openxmlformats.org/drawingml/2006/picture">
+                  <pic:nvPicPr>
+                    <pic:cNvPr id="1" name=""/>
+                    <pic:cNvPicPr/>
+                  </pic:nvPicPr>
+                  <pic:blipFill>
+                    <a:blip r:embed="rId7"/>
+                    <a:stretch>
+                      <a:fillRect/>
+                    </a:stretch>
+                  </pic:blipFill>
+                  <pic:spPr>
+                    <a:xfrm>
+                      <a:off x="0" y="0"/>
+                      <a:ext cx="4923724" cy="2149394"/>
+                    </a:xfrm>
+                    <a:prstGeom prst="rect">
+                      <a:avLst/>
+                    </a:prstGeom>
+                  </pic:spPr>
+                </pic:pic>
+              </a:graphicData>
+            </a:graphic>
+          </wp:inline>
+        </w:drawing>
+      </w:r>
+      <w:r>
+        <w:rPr>
+          <w:rStyle w:val="HTMLCode"/>
+          <w:rFonts w:eastAsiaTheme="minorHAnsi"/>
+          <w:b/>
+          <w:color w:val="222A35" w:themeColor="text2" w:themeShade="80"/>
+        </w:rPr>
+        <w:br/>
+        <w:t xml:space="preserve">To find any thing in current directory we have to execute the below command </w:t>
+      </w:r>
+      <w:r>
+        <w:rPr>
+          <w:rStyle w:val="HTMLCode"/>
+          <w:rFonts w:eastAsiaTheme="minorHAnsi"/>
+          <w:b/>
+          <w:color w:val="222A35" w:themeColor="text2" w:themeShade="80"/>
+        </w:rPr>
+        <w:lastRenderedPageBreak/>
+        <w:t>to find the maven-standalone-application-0.0.1-snapshot.jar in repository directory we have executed the below command</w:t>
+      </w:r>
+      <w:r>
+        <w:rPr>
+          <w:rStyle w:val="HTMLCode"/>
+          <w:rFonts w:eastAsiaTheme="minorHAnsi"/>
+          <w:b/>
+          <w:color w:val="222A35" w:themeColor="text2" w:themeShade="80"/>
+        </w:rPr>
+        <w:br/>
+      </w:r>
+      <w:r>
+        <w:rPr>
+          <w:rStyle w:val="HTMLCode"/>
+          <w:rFonts w:eastAsiaTheme="minorHAnsi"/>
+          <w:b/>
+          <w:color w:val="222A35" w:themeColor="text2" w:themeShade="80"/>
+        </w:rPr>
+        <w:br/>
+      </w:r>
+      <w:r>
+        <w:rPr>
+          <w:rStyle w:val="HTMLCode"/>
+          <w:rFonts w:eastAsiaTheme="minorHAnsi"/>
+          <w:b/>
+          <w:color w:val="4472C4" w:themeColor="accent5"/>
+        </w:rPr>
+        <w:t>find . -name maven-standalone-application-0.0.1-SNAPSHOT.jar</w:t>
+      </w:r>
+      <w:r>
+        <w:rPr>
+          <w:rStyle w:val="HTMLCode"/>
+          <w:rFonts w:eastAsiaTheme="minorHAnsi"/>
+          <w:b/>
+          <w:color w:val="4472C4" w:themeColor="accent5"/>
+        </w:rPr>
+        <w:br/>
+      </w:r>
+      <w:r>
+        <w:rPr>
+          <w:rStyle w:val="HTMLCode"/>
+          <w:rFonts w:eastAsiaTheme="minorHAnsi"/>
+          <w:b/>
+          <w:color w:val="4472C4" w:themeColor="accent5"/>
+        </w:rPr>
+        <w:br/>
+      </w:r>
+      <w:r>
+        <w:t xml:space="preserve">This command searches </w:t>
+      </w:r>
+      <w:r>
+        <w:rPr>
+          <w:rStyle w:val="Strong"/>
+        </w:rPr>
+        <w:t>recursively from the current directory (</w:t>
+      </w:r>
+      <w:r>
+        <w:rPr>
+          <w:rStyle w:val="HTMLCode"/>
+          <w:rFonts w:eastAsiaTheme="minorHAnsi"/>
+          <w:b/>
+          <w:bCs/>
+        </w:rPr>
+        <w:t>.</w:t>
+      </w:r>
+      <w:r>
+        <w:rPr>
+          <w:rStyle w:val="Strong"/>
+        </w:rPr>
+        <w:t>)</w:t>
+      </w:r>
+      <w:r>
+        <w:t xml:space="preserve"> for any file with the </w:t>
+      </w:r>
+      <w:r>
+        <w:rPr>
+          <w:rStyle w:val="Strong"/>
+        </w:rPr>
+        <w:t>exact name</w:t>
+      </w:r>
+      <w:r>
+        <w:rPr>
+          <w:rStyle w:val="Strong"/>
+        </w:rPr>
+        <w:br/>
+      </w:r>
+      <w:r>
+        <w:rPr>
+          <w:rStyle w:val="HTMLCode"/>
+          <w:rFonts w:eastAsiaTheme="minorHAnsi"/>
+          <w:b/>
+          <w:noProof/>
+          <w:color w:val="222A35" w:themeColor="text2" w:themeShade="80"/>
+        </w:rPr>
+        <w:drawing>
+          <wp:inline distT="0" distB="0" distL="0" distR="0" wp14:anchorId="03DBE27F" wp14:editId="63C6EE64">
+            <wp:extent cx="5943600" cy="828675"/>
+            <wp:effectExtent l="0" t="0" r="0" b="9525"/>
+            <wp:docPr id="3" name="Picture 3"/>
+            <wp:cNvGraphicFramePr>
+              <a:graphicFrameLocks xmlns:a="http://schemas.openxmlformats.org/drawingml/2006/main" noChangeAspect="1"/>
+            </wp:cNvGraphicFramePr>
+            <a:graphic xmlns:a="http://schemas.openxmlformats.org/drawingml/2006/main">
+              <a:graphicData uri="http://schemas.openxmlformats.org/drawingml/2006/picture">
+                <pic:pic xmlns:pic="http://schemas.openxmlformats.org/drawingml/2006/picture">
+                  <pic:nvPicPr>
+                    <pic:cNvPr id="1" name=""/>
+                    <pic:cNvPicPr/>
+                  </pic:nvPicPr>
+                  <pic:blipFill>
+                    <a:blip r:embed="rId8"/>
+                    <a:stretch>
+                      <a:fillRect/>
+                    </a:stretch>
+                  </pic:blipFill>
+                  <pic:spPr>
+                    <a:xfrm>
+                      <a:off x="0" y="0"/>
+                      <a:ext cx="5943600" cy="828675"/>
+                    </a:xfrm>
+                    <a:prstGeom prst="rect">
+                      <a:avLst/>
+                    </a:prstGeom>
+                  </pic:spPr>
+                </pic:pic>
+              </a:graphicData>
+            </a:graphic>
+          </wp:inline>
+        </w:drawing>
+      </w:r>
+      <w:r>
+        <w:rPr>
+          <w:rStyle w:val="Strong"/>
+        </w:rPr>
+        <w:br/>
+      </w:r>
+      <w:r>
+        <w:rPr>
+          <w:rStyle w:val="Strong"/>
+        </w:rPr>
+        <w:br/>
+        <w:t xml:space="preserve">So </w:t>
+      </w:r>
+      <w:r>
+        <w:rPr>
+          <w:rStyle w:val="Strong"/>
+          <w:highlight w:val="yellow"/>
+        </w:rPr>
+        <w:t>.m2</w:t>
+      </w:r>
+      <w:r>
+        <w:rPr>
+          <w:rStyle w:val="Strong"/>
+        </w:rPr>
+        <w:t xml:space="preserve"> repository</w:t>
+      </w:r>
+      <w:r>
+        <w:rPr>
+          <w:rStyle w:val="Strong"/>
+        </w:rPr>
+        <w:t xml:space="preserve"> is the default directory gets created </w:t>
+      </w:r>
+      <w:r>
+        <w:rPr>
+          <w:rStyle w:val="Strong"/>
+        </w:rPr>
+        <w:t>to store the java application(jar file / war file</w:t>
+      </w:r>
+      <w:r>
+        <w:rPr>
+          <w:rStyle w:val="Strong"/>
+        </w:rPr>
+        <w:tab/>
+      </w:r>
+      <w:r>
+        <w:rPr>
+          <w:rStyle w:val="Strong"/>
+        </w:rPr>
+        <w:t>)</w:t>
+      </w:r>
+      <w:r>
+        <w:rPr>
+          <w:rStyle w:val="Strong"/>
+        </w:rPr>
+        <w:t xml:space="preserve"> when we execute the </w:t>
+      </w:r>
+      <w:r>
+        <w:rPr>
+          <w:rStyle w:val="Strong"/>
+          <w:color w:val="4472C4" w:themeColor="accent5"/>
+        </w:rPr>
+        <w:t xml:space="preserve">mvn install </w:t>
+      </w:r>
+      <w:r>
+        <w:rPr>
+          <w:rStyle w:val="Strong"/>
+        </w:rPr>
+        <w:t>command</w:t>
+      </w:r>
+      <w:r>
+        <w:rPr>
+          <w:rStyle w:val="Strong"/>
+        </w:rPr>
+        <w:br/>
+      </w:r>
+      <w:r>
+        <w:rPr>
+          <w:rStyle w:val="Strong"/>
+        </w:rPr>
+        <w:br/>
+        <w:t>We can change this default .m2 directory if we want but why we have to change it ?</w:t>
+      </w:r>
+      <w:r>
+        <w:rPr>
+          <w:rStyle w:val="Strong"/>
+        </w:rPr>
+        <w:br/>
+        <w:t xml:space="preserve">A) check the video from </w:t>
+      </w:r>
+      <w:r>
+        <w:rPr>
+          <w:rStyle w:val="Strong"/>
+        </w:rPr>
+        <w:br/>
+      </w:r>
+      <w:r>
+        <w:rPr>
+          <w:rStyle w:val="Strong"/>
+        </w:rPr>
+        <w:br/>
+        <w:t xml:space="preserve">we can change .m2 repsoritory to custom repository  by making some changes in the </w:t>
+      </w:r>
+      <w:r>
+        <w:rPr>
+          <w:rStyle w:val="Strong"/>
+          <w:highlight w:val="yellow"/>
+        </w:rPr>
+        <w:t>cof</w:t>
+      </w:r>
+      <w:r>
+        <w:rPr>
+          <w:rStyle w:val="Strong"/>
+        </w:rPr>
+        <w:t xml:space="preserve"> directory present in the maven server which we have installed in </w:t>
+      </w:r>
+      <w:r>
+        <w:rPr>
+          <w:rStyle w:val="Strong"/>
+          <w:highlight w:val="yellow"/>
+        </w:rPr>
+        <w:t>opt</w:t>
+      </w:r>
+      <w:r>
+        <w:rPr>
+          <w:rStyle w:val="Strong"/>
+        </w:rPr>
+        <w:t xml:space="preserve"> directory </w:t>
+      </w:r>
+      <w:r>
+        <w:rPr>
+          <w:rStyle w:val="Strong"/>
+        </w:rPr>
+        <w:br/>
+      </w:r>
+      <w:r>
+        <w:rPr>
+          <w:rStyle w:val="Strong"/>
+        </w:rPr>
+        <w:br/>
+      </w:r>
+      <w:r>
+        <w:rPr>
+          <w:rStyle w:val="Strong"/>
+          <w:noProof/>
+        </w:rPr>
+        <w:drawing>
+          <wp:inline distT="0" distB="0" distL="0" distR="0" wp14:anchorId="2B81BD80" wp14:editId="4170E48C">
+            <wp:extent cx="5092700" cy="4452304"/>
+            <wp:effectExtent l="0" t="0" r="0" b="5715"/>
+            <wp:docPr id="4" name="Picture 4"/>
+            <wp:cNvGraphicFramePr>
+              <a:graphicFrameLocks xmlns:a="http://schemas.openxmlformats.org/drawingml/2006/main" noChangeAspect="1"/>
+            </wp:cNvGraphicFramePr>
+            <a:graphic xmlns:a="http://schemas.openxmlformats.org/drawingml/2006/main">
+              <a:graphicData uri="http://schemas.openxmlformats.org/drawingml/2006/picture">
+                <pic:pic xmlns:pic="http://schemas.openxmlformats.org/drawingml/2006/picture">
+                  <pic:nvPicPr>
+                    <pic:cNvPr id="1" name=""/>
+                    <pic:cNvPicPr/>
+                  </pic:nvPicPr>
+                  <pic:blipFill>
+                    <a:blip r:embed="rId9"/>
+                    <a:stretch>
+                      <a:fillRect/>
+                    </a:stretch>
+                  </pic:blipFill>
+                  <pic:spPr>
+                    <a:xfrm>
+                      <a:off x="0" y="0"/>
+                      <a:ext cx="5094827" cy="4454163"/>
+                    </a:xfrm>
+                    <a:prstGeom prst="rect">
+                      <a:avLst/>
+                    </a:prstGeom>
+                  </pic:spPr>
+                </pic:pic>
+              </a:graphicData>
+            </a:graphic>
+          </wp:inline>
+        </w:drawing>
+      </w:r>
+      <w:r>
+        <w:rPr>
+          <w:rStyle w:val="Strong"/>
+        </w:rPr>
+        <w:br/>
+      </w:r>
+      <w:r>
+        <w:rPr>
+          <w:rStyle w:val="Strong"/>
+        </w:rPr>
+        <w:lastRenderedPageBreak/>
+        <w:br/>
+        <w:t>Navigate to conf folder and edit the seetings.xml file as shown in the below image</w:t>
+      </w:r>
+      <w:r>
+        <w:rPr>
+          <w:rStyle w:val="Strong"/>
+        </w:rPr>
+        <w:br/>
+      </w:r>
+      <w:r>
+        <w:rPr>
+          <w:rStyle w:val="Strong"/>
+          <w:noProof/>
+        </w:rPr>
+        <w:drawing>
+          <wp:inline distT="0" distB="0" distL="0" distR="0" wp14:anchorId="27675119" wp14:editId="09ADC333">
+            <wp:extent cx="4572638" cy="1829055"/>
+            <wp:effectExtent l="0" t="0" r="0" b="0"/>
+            <wp:docPr id="5" name="Picture 5"/>
+            <wp:cNvGraphicFramePr>
+              <a:graphicFrameLocks xmlns:a="http://schemas.openxmlformats.org/drawingml/2006/main" noChangeAspect="1"/>
+            </wp:cNvGraphicFramePr>
+            <a:graphic xmlns:a="http://schemas.openxmlformats.org/drawingml/2006/main">
+              <a:graphicData uri="http://schemas.openxmlformats.org/drawingml/2006/picture">
+                <pic:pic xmlns:pic="http://schemas.openxmlformats.org/drawingml/2006/picture">
+                  <pic:nvPicPr>
+                    <pic:cNvPr id="1" name=""/>
+                    <pic:cNvPicPr/>
+                  </pic:nvPicPr>
+                  <pic:blipFill>
+                    <a:blip r:embed="rId10"/>
+                    <a:stretch>
+                      <a:fillRect/>
+                    </a:stretch>
+                  </pic:blipFill>
+                  <pic:spPr>
+                    <a:xfrm>
+                      <a:off x="0" y="0"/>
+                      <a:ext cx="4572638" cy="1829055"/>
+                    </a:xfrm>
+                    <a:prstGeom prst="rect">
+                      <a:avLst/>
+                    </a:prstGeom>
+                  </pic:spPr>
+                </pic:pic>
+              </a:graphicData>
+            </a:graphic>
+          </wp:inline>
+        </w:drawing>
+      </w:r>
+      <w:r>
+        <w:rPr>
+          <w:rStyle w:val="Strong"/>
+        </w:rPr>
+        <w:br/>
+      </w:r>
+      <w:r>
+        <w:rPr>
+          <w:rStyle w:val="Strong"/>
+        </w:rPr>
+        <w:br/>
+        <w:t xml:space="preserve">but before navigating to conf folder lets create a common directory in </w:t>
+      </w:r>
+      <w:r>
+        <w:rPr>
+          <w:rStyle w:val="Strong"/>
+        </w:rPr>
+        <w:t xml:space="preserve">the </w:t>
+      </w:r>
+      <w:r>
+        <w:rPr>
+          <w:rStyle w:val="Strong"/>
+        </w:rPr>
+        <w:t xml:space="preserve">root </w:t>
+      </w:r>
+      <w:r>
+        <w:rPr>
+          <w:rStyle w:val="Strong"/>
+        </w:rPr>
+        <w:br/>
+      </w:r>
+      <w:r>
+        <w:rPr>
+          <w:rStyle w:val="Strong"/>
+          <w:highlight w:val="yellow"/>
+        </w:rPr>
+        <w:t>mkdir maven</w:t>
+      </w:r>
+      <w:r>
+        <w:rPr>
+          <w:rStyle w:val="Strong"/>
+          <w:highlight w:val="yellow"/>
+        </w:rPr>
+        <w:t>commonrepo</w:t>
+      </w:r>
+      <w:r>
+        <w:rPr>
+          <w:rStyle w:val="Strong"/>
+        </w:rPr>
+        <w:t xml:space="preserve">  as shown in the below image</w:t>
+      </w:r>
+      <w:r>
+        <w:rPr>
+          <w:rStyle w:val="Strong"/>
+        </w:rPr>
+        <w:tab/>
+      </w:r>
+      <w:r>
+        <w:rPr>
+          <w:rStyle w:val="Strong"/>
+        </w:rPr>
+        <w:br/>
+      </w:r>
+      <w:r>
+        <w:rPr>
+          <w:rStyle w:val="Strong"/>
+        </w:rPr>
+        <w:br/>
+      </w:r>
+      <w:r>
+        <w:rPr>
+          <w:rStyle w:val="Strong"/>
+          <w:noProof/>
+        </w:rPr>
+        <w:drawing>
+          <wp:inline distT="0" distB="0" distL="0" distR="0" wp14:anchorId="34767D07" wp14:editId="772E23C6">
+            <wp:extent cx="5943600" cy="1863090"/>
+            <wp:effectExtent l="0" t="0" r="0" b="3810"/>
+            <wp:docPr id="6" name="Picture 6"/>
+            <wp:cNvGraphicFramePr>
+              <a:graphicFrameLocks xmlns:a="http://schemas.openxmlformats.org/drawingml/2006/main" noChangeAspect="1"/>
+            </wp:cNvGraphicFramePr>
+            <a:graphic xmlns:a="http://schemas.openxmlformats.org/drawingml/2006/main">
+              <a:graphicData uri="http://schemas.openxmlformats.org/drawingml/2006/picture">
+                <pic:pic xmlns:pic="http://schemas.openxmlformats.org/drawingml/2006/picture">
+                  <pic:nvPicPr>
+                    <pic:cNvPr id="1" name=""/>
+                    <pic:cNvPicPr/>
+                  </pic:nvPicPr>
+                  <pic:blipFill>
+                    <a:blip r:embed="rId11"/>
+                    <a:stretch>
+                      <a:fillRect/>
+                    </a:stretch>
+                  </pic:blipFill>
+                  <pic:spPr>
+                    <a:xfrm>
+                      <a:off x="0" y="0"/>
+                      <a:ext cx="5943600" cy="1863090"/>
+                    </a:xfrm>
+                    <a:prstGeom prst="rect">
+                      <a:avLst/>
+                    </a:prstGeom>
+                  </pic:spPr>
+                </pic:pic>
+              </a:graphicData>
+            </a:graphic>
+          </wp:inline>
+        </w:drawing>
+      </w:r>
+      <w:r>
+        <w:rPr>
+          <w:rStyle w:val="Strong"/>
+        </w:rPr>
+        <w:br/>
+      </w:r>
+      <w:r>
+        <w:rPr>
+          <w:rStyle w:val="Strong"/>
+        </w:rPr>
+        <w:br/>
+        <w:t xml:space="preserve">The directory </w:t>
+      </w:r>
+      <w:r>
+        <w:rPr>
+          <w:rStyle w:val="Strong"/>
+          <w:highlight w:val="yellow"/>
+        </w:rPr>
+        <w:t>mavencommonrepo</w:t>
+      </w:r>
+      <w:r>
+        <w:rPr>
+          <w:rStyle w:val="Strong"/>
+        </w:rPr>
+        <w:t xml:space="preserve"> has been created successfully in the the root user you can check the below image</w:t>
+      </w:r>
+      <w:r>
+        <w:rPr>
+          <w:rStyle w:val="Strong"/>
+        </w:rPr>
+        <w:br/>
+      </w:r>
+      <w:r>
+        <w:rPr>
+          <w:rStyle w:val="Strong"/>
+        </w:rPr>
+        <w:br/>
+      </w:r>
+      <w:r>
+        <w:rPr>
+          <w:rStyle w:val="Strong"/>
+          <w:noProof/>
+        </w:rPr>
+        <w:drawing>
+          <wp:inline distT="0" distB="0" distL="0" distR="0" wp14:anchorId="1256E3D6" wp14:editId="0F80BD28">
+            <wp:extent cx="5943600" cy="1856740"/>
+            <wp:effectExtent l="0" t="0" r="0" b="0"/>
+            <wp:docPr id="7" name="Picture 7"/>
+            <wp:cNvGraphicFramePr>
+              <a:graphicFrameLocks xmlns:a="http://schemas.openxmlformats.org/drawingml/2006/main" noChangeAspect="1"/>
+            </wp:cNvGraphicFramePr>
+            <a:graphic xmlns:a="http://schemas.openxmlformats.org/drawingml/2006/main">
+              <a:graphicData uri="http://schemas.openxmlformats.org/drawingml/2006/picture">
+                <pic:pic xmlns:pic="http://schemas.openxmlformats.org/drawingml/2006/picture">
+                  <pic:nvPicPr>
+                    <pic:cNvPr id="1" name=""/>
+                    <pic:cNvPicPr/>
+                  </pic:nvPicPr>
+                  <pic:blipFill>
+                    <a:blip r:embed="rId12"/>
+                    <a:stretch>
+                      <a:fillRect/>
+                    </a:stretch>
+                  </pic:blipFill>
+                  <pic:spPr>
+                    <a:xfrm>
+                      <a:off x="0" y="0"/>
+                      <a:ext cx="5943600" cy="1856740"/>
+                    </a:xfrm>
+                    <a:prstGeom prst="rect">
+                      <a:avLst/>
+                    </a:prstGeom>
+                  </pic:spPr>
+                </pic:pic>
+              </a:graphicData>
+            </a:graphic>
+          </wp:inline>
+        </w:drawing>
+      </w:r>
+      <w:r>
+        <w:rPr>
+          <w:rStyle w:val="Strong"/>
+        </w:rPr>
+        <w:br/>
+      </w:r>
+      <w:r>
+        <w:rPr>
+          <w:rStyle w:val="Strong"/>
+        </w:rPr>
+        <w:br/>
+      </w:r>
+      <w:r>
+        <w:rPr>
+          <w:rStyle w:val="Strong"/>
+        </w:rPr>
+        <w:t>Let</w:t>
+      </w:r>
+      <w:r>
+        <w:rPr>
+          <w:rStyle w:val="Strong"/>
+        </w:rPr>
+        <w:t>’</w:t>
+      </w:r>
+      <w:r>
+        <w:rPr>
+          <w:rStyle w:val="Strong"/>
+        </w:rPr>
+        <w:t xml:space="preserve">s navigate to </w:t>
+      </w:r>
+      <w:r>
+        <w:rPr>
+          <w:rStyle w:val="Strong"/>
+          <w:highlight w:val="red"/>
+        </w:rPr>
+        <w:t>seetings.xml</w:t>
+      </w:r>
+      <w:r>
+        <w:rPr>
+          <w:rStyle w:val="Strong"/>
+        </w:rPr>
+        <w:t xml:space="preserve"> file</w:t>
+      </w:r>
+      <w:r>
+        <w:rPr>
+          <w:rStyle w:val="Strong"/>
+        </w:rPr>
+        <w:t xml:space="preserve"> in the </w:t>
+      </w:r>
+      <w:r>
+        <w:rPr>
+          <w:rStyle w:val="Strong"/>
+          <w:highlight w:val="yellow"/>
+        </w:rPr>
+        <w:t>conf</w:t>
+      </w:r>
+      <w:r>
+        <w:rPr>
+          <w:rStyle w:val="Strong"/>
+        </w:rPr>
+        <w:t xml:space="preserve"> directory</w:t>
+      </w:r>
+      <w:r>
+        <w:rPr>
+          <w:rStyle w:val="Strong"/>
+        </w:rPr>
+        <w:t xml:space="preserve"> and edit it to make a default maven repo</w:t>
+      </w:r>
+      <w:r>
+        <w:rPr>
+          <w:rStyle w:val="Strong"/>
+        </w:rPr>
+        <w:br/>
+      </w:r>
+      <w:r>
+        <w:rPr>
+          <w:rStyle w:val="Strong"/>
+          <w:noProof/>
+        </w:rPr>
+        <w:lastRenderedPageBreak/>
+        <w:drawing>
+          <wp:inline distT="0" distB="0" distL="0" distR="0" wp14:anchorId="60728A32" wp14:editId="0A2B7522">
+            <wp:extent cx="3556000" cy="916414"/>
+            <wp:effectExtent l="0" t="0" r="6350" b="0"/>
+            <wp:docPr id="8" name="Picture 8"/>
+            <wp:cNvGraphicFramePr>
+              <a:graphicFrameLocks xmlns:a="http://schemas.openxmlformats.org/drawingml/2006/main" noChangeAspect="1"/>
+            </wp:cNvGraphicFramePr>
+            <a:graphic xmlns:a="http://schemas.openxmlformats.org/drawingml/2006/main">
+              <a:graphicData uri="http://schemas.openxmlformats.org/drawingml/2006/picture">
+                <pic:pic xmlns:pic="http://schemas.openxmlformats.org/drawingml/2006/picture">
+                  <pic:nvPicPr>
+                    <pic:cNvPr id="1" name=""/>
+                    <pic:cNvPicPr/>
+                  </pic:nvPicPr>
+                  <pic:blipFill>
+                    <a:blip r:embed="rId13"/>
+                    <a:stretch>
+                      <a:fillRect/>
+                    </a:stretch>
+                  </pic:blipFill>
+                  <pic:spPr>
+                    <a:xfrm>
+                      <a:off x="0" y="0"/>
+                      <a:ext cx="3594987" cy="926461"/>
+                    </a:xfrm>
+                    <a:prstGeom prst="rect">
+                      <a:avLst/>
+                    </a:prstGeom>
+                  </pic:spPr>
+                </pic:pic>
+              </a:graphicData>
+            </a:graphic>
+          </wp:inline>
+        </w:drawing>
+      </w:r>
+      <w:r>
+        <w:rPr>
+          <w:rStyle w:val="Strong"/>
+        </w:rPr>
+        <w:br/>
+      </w:r>
+    </w:p>
+    <w:p>
+      <w:pPr>
+        <w:rPr>
+          <w:sz w:val="24"/>
+        </w:rPr>
+      </w:pPr>
+      <w:r>
+        <w:rPr>
+          <w:rStyle w:val="HTMLCode"/>
+          <w:rFonts w:eastAsiaTheme="minorHAnsi"/>
+          <w:b/>
+          <w:noProof/>
+          <w:color w:val="222A35" w:themeColor="text2" w:themeShade="80"/>
+        </w:rPr>
+        <w:drawing>
+          <wp:inline distT="0" distB="0" distL="0" distR="0" wp14:anchorId="2A76DFED" wp14:editId="0AE3A5F3">
+            <wp:extent cx="5943600" cy="4282440"/>
+            <wp:effectExtent l="0" t="0" r="0" b="3810"/>
+            <wp:docPr id="10" name="Picture 10"/>
+            <wp:cNvGraphicFramePr>
+              <a:graphicFrameLocks xmlns:a="http://schemas.openxmlformats.org/drawingml/2006/main" noChangeAspect="1"/>
+            </wp:cNvGraphicFramePr>
+            <a:graphic xmlns:a="http://schemas.openxmlformats.org/drawingml/2006/main">
+              <a:graphicData uri="http://schemas.openxmlformats.org/drawingml/2006/picture">
+                <pic:pic xmlns:pic="http://schemas.openxmlformats.org/drawingml/2006/picture">
+                  <pic:nvPicPr>
+                    <pic:cNvPr id="1" name=""/>
+                    <pic:cNvPicPr/>
+                  </pic:nvPicPr>
+                  <pic:blipFill>
+                    <a:blip r:embed="rId14"/>
+                    <a:stretch>
+                      <a:fillRect/>
+                    </a:stretch>
+                  </pic:blipFill>
+                  <pic:spPr>
+                    <a:xfrm>
+                      <a:off x="0" y="0"/>
+                      <a:ext cx="5943600" cy="4282440"/>
+                    </a:xfrm>
+                    <a:prstGeom prst="rect">
+                      <a:avLst/>
+                    </a:prstGeom>
+                  </pic:spPr>
+                </pic:pic>
+              </a:graphicData>
+            </a:graphic>
+          </wp:inline>
+        </w:drawing>
+      </w:r>
+      <w:r>
+        <w:rPr>
+          <w:sz w:val="24"/>
+        </w:rPr>
+        <w:br/>
+      </w:r>
+      <w:r>
+        <w:rPr>
+          <w:sz w:val="24"/>
+        </w:rPr>
+        <w:br/>
+      </w:r>
+      <w:r>
+        <w:rPr>
+          <w:rStyle w:val="HTMLCode"/>
+          <w:rFonts w:eastAsiaTheme="minorHAnsi"/>
+          <w:b/>
+          <w:noProof/>
+          <w:color w:val="222A35" w:themeColor="text2" w:themeShade="80"/>
+        </w:rPr>
+        <w:drawing>
+          <wp:inline distT="0" distB="0" distL="0" distR="0" wp14:anchorId="7DAFBE03" wp14:editId="71CD4B1A">
+            <wp:extent cx="5943600" cy="2324100"/>
+            <wp:effectExtent l="0" t="0" r="0" b="0"/>
+            <wp:docPr id="11" name="Picture 11"/>
+            <wp:cNvGraphicFramePr>
+              <a:graphicFrameLocks xmlns:a="http://schemas.openxmlformats.org/drawingml/2006/main" noChangeAspect="1"/>
+            </wp:cNvGraphicFramePr>
+            <a:graphic xmlns:a="http://schemas.openxmlformats.org/drawingml/2006/main">
+              <a:graphicData uri="http://schemas.openxmlformats.org/drawingml/2006/picture">
+                <pic:pic xmlns:pic="http://schemas.openxmlformats.org/drawingml/2006/picture">
+                  <pic:nvPicPr>
+                    <pic:cNvPr id="1" name=""/>
+                    <pic:cNvPicPr/>
+                  </pic:nvPicPr>
+                  <pic:blipFill>
+                    <a:blip r:embed="rId15"/>
+                    <a:stretch>
+                      <a:fillRect/>
+                    </a:stretch>
+                  </pic:blipFill>
+                  <pic:spPr>
+                    <a:xfrm>
+                      <a:off x="0" y="0"/>
+                      <a:ext cx="5943600" cy="2324100"/>
+                    </a:xfrm>
+                    <a:prstGeom prst="rect">
+                      <a:avLst/>
+                    </a:prstGeom>
+                  </pic:spPr>
+                </pic:pic>
+              </a:graphicData>
+            </a:graphic>
+          </wp:inline>
+        </w:drawing>
+      </w:r>
+      <w:r>
+        <w:rPr>
+          <w:sz w:val="24"/>
+        </w:rPr>
+        <w:br/>
+      </w:r>
+      <w:r>
+        <w:rPr>
+          <w:sz w:val="24"/>
+        </w:rPr>
+        <w:lastRenderedPageBreak/>
+        <w:t xml:space="preserve">Let’s open and edit the </w:t>
+      </w:r>
+      <w:r>
+        <w:rPr>
+          <w:sz w:val="24"/>
+          <w:highlight w:val="yellow"/>
+        </w:rPr>
+        <w:t>settings.xml</w:t>
+      </w:r>
+      <w:r>
+        <w:rPr>
+          <w:sz w:val="24"/>
+        </w:rPr>
+        <w:t xml:space="preserve"> file to make a default</w:t>
+      </w:r>
+      <w:r>
+        <w:rPr>
+          <w:sz w:val="24"/>
+        </w:rPr>
+        <w:t xml:space="preserve"> common</w:t>
+      </w:r>
+      <w:r>
+        <w:rPr>
+          <w:sz w:val="24"/>
+        </w:rPr>
+        <w:t xml:space="preserve"> maven repo where </w:t>
+      </w:r>
+      <w:r>
+        <w:rPr>
+          <w:sz w:val="24"/>
+        </w:rPr>
+        <w:t>all the users can access it and to store the jar/war file in the cutom maven repo whenever we execute the command “</w:t>
+      </w:r>
+      <w:r>
+        <w:rPr>
+          <w:sz w:val="24"/>
+          <w:highlight w:val="yellow"/>
+        </w:rPr>
+        <w:t>maven clean install</w:t>
+      </w:r>
+      <w:r>
+        <w:rPr>
+          <w:sz w:val="24"/>
+        </w:rPr>
+        <w:t xml:space="preserve">” </w:t>
+      </w:r>
+      <w:r>
+        <w:rPr>
+          <w:sz w:val="24"/>
+        </w:rPr>
+        <w:br/>
+      </w:r>
+      <w:r>
+        <w:rPr>
+          <w:sz w:val="24"/>
+        </w:rPr>
+        <w:br/>
+      </w:r>
+      <w:r>
+        <w:rPr>
+          <w:noProof/>
+          <w:sz w:val="24"/>
+        </w:rPr>
+        <w:drawing>
+          <wp:inline distT="0" distB="0" distL="0" distR="0" wp14:anchorId="2BC1D5E9" wp14:editId="7A677DEB">
+            <wp:extent cx="5943600" cy="2047240"/>
+            <wp:effectExtent l="0" t="0" r="0" b="0"/>
+            <wp:docPr id="12" name="Picture 12"/>
+            <wp:cNvGraphicFramePr>
+              <a:graphicFrameLocks xmlns:a="http://schemas.openxmlformats.org/drawingml/2006/main" noChangeAspect="1"/>
+            </wp:cNvGraphicFramePr>
+            <a:graphic xmlns:a="http://schemas.openxmlformats.org/drawingml/2006/main">
+              <a:graphicData uri="http://schemas.openxmlformats.org/drawingml/2006/picture">
+                <pic:pic xmlns:pic="http://schemas.openxmlformats.org/drawingml/2006/picture">
+                  <pic:nvPicPr>
+                    <pic:cNvPr id="1" name=""/>
+                    <pic:cNvPicPr/>
+                  </pic:nvPicPr>
+                  <pic:blipFill>
+                    <a:blip r:embed="rId16"/>
+                    <a:stretch>
+                      <a:fillRect/>
+                    </a:stretch>
+                  </pic:blipFill>
+                  <pic:spPr>
+                    <a:xfrm>
+                      <a:off x="0" y="0"/>
+                      <a:ext cx="5943600" cy="2047240"/>
+                    </a:xfrm>
+                    <a:prstGeom prst="rect">
+                      <a:avLst/>
+                    </a:prstGeom>
+                  </pic:spPr>
+                </pic:pic>
+              </a:graphicData>
+            </a:graphic>
+          </wp:inline>
+        </w:drawing>
+      </w:r>
+      <w:r>
+        <w:rPr>
+          <w:sz w:val="24"/>
+        </w:rPr>
+        <w:br/>
+      </w:r>
+      <w:r>
+        <w:rPr>
+          <w:sz w:val="24"/>
+        </w:rPr>
+        <w:br/>
+        <w:t>After opening the seetings.xml add the below line of code as shown in the below image</w:t>
+      </w:r>
+      <w:r>
+        <w:rPr>
+          <w:sz w:val="24"/>
+        </w:rPr>
+        <w:br/>
+      </w:r>
+      <w:r>
+        <w:rPr>
+          <w:noProof/>
+          <w:sz w:val="24"/>
+        </w:rPr>
+        <w:drawing>
+          <wp:inline distT="0" distB="0" distL="0" distR="0" wp14:anchorId="25BE0D2D" wp14:editId="79C52775">
+            <wp:extent cx="3982006" cy="971686"/>
+            <wp:effectExtent l="0" t="0" r="0" b="0"/>
+            <wp:docPr id="13" name="Picture 13"/>
+            <wp:cNvGraphicFramePr>
+              <a:graphicFrameLocks xmlns:a="http://schemas.openxmlformats.org/drawingml/2006/main" noChangeAspect="1"/>
+            </wp:cNvGraphicFramePr>
+            <a:graphic xmlns:a="http://schemas.openxmlformats.org/drawingml/2006/main">
+              <a:graphicData uri="http://schemas.openxmlformats.org/drawingml/2006/picture">
+                <pic:pic xmlns:pic="http://schemas.openxmlformats.org/drawingml/2006/picture">
+                  <pic:nvPicPr>
+                    <pic:cNvPr id="1" name=""/>
+                    <pic:cNvPicPr/>
+                  </pic:nvPicPr>
+                  <pic:blipFill>
+                    <a:blip r:embed="rId17"/>
+                    <a:stretch>
+                      <a:fillRect/>
+                    </a:stretch>
+                  </pic:blipFill>
+                  <pic:spPr>
+                    <a:xfrm>
+                      <a:off x="0" y="0"/>
+                      <a:ext cx="3982006" cy="971686"/>
+                    </a:xfrm>
+                    <a:prstGeom prst="rect">
+                      <a:avLst/>
+                    </a:prstGeom>
+                  </pic:spPr>
+                </pic:pic>
+              </a:graphicData>
+            </a:graphic>
+          </wp:inline>
+        </w:drawing>
+      </w:r>
+      <w:r>
+        <w:rPr>
+          <w:sz w:val="24"/>
+        </w:rPr>
+        <w:br/>
+      </w:r>
+      <w:r>
+        <w:rPr>
+          <w:sz w:val="24"/>
+        </w:rPr>
+        <w:br/>
+      </w:r>
+      <w:r>
+        <w:rPr>
+          <w:noProof/>
+        </w:rPr>
+        <w:t xml:space="preserve">in the settings.xml find the word </w:t>
+      </w:r>
+      <w:r>
+        <w:rPr>
+          <w:noProof/>
+          <w:highlight w:val="yellow"/>
+        </w:rPr>
+        <w:t>local</w:t>
+      </w:r>
+      <w:r>
+        <w:rPr>
+          <w:noProof/>
+        </w:rPr>
+        <w:t xml:space="preserve"> by searching like this </w:t>
+      </w:r>
+      <w:r>
+        <w:rPr>
+          <w:noProof/>
+          <w:color w:val="4472C4" w:themeColor="accent5"/>
+        </w:rPr>
+        <w:t xml:space="preserve">/local </w:t>
+      </w:r>
+      <w:r>
+        <w:rPr>
+          <w:noProof/>
+        </w:rPr>
+        <w:t>in the esc mode but not in the insert mode</w:t>
+      </w:r>
+      <w:r>
+        <w:rPr>
+          <w:noProof/>
+        </w:rPr>
+        <w:br/>
+      </w:r>
+      <w:r>
+        <w:rPr>
+          <w:noProof/>
+        </w:rPr>
+        <w:drawing>
+          <wp:inline distT="0" distB="0" distL="0" distR="0" wp14:anchorId="015E9996" wp14:editId="4050AF2F">
+            <wp:extent cx="5943600" cy="3178810"/>
+            <wp:effectExtent l="0" t="0" r="0" b="2540"/>
+            <wp:docPr id="16" name="Picture 16"/>
+            <wp:cNvGraphicFramePr>
+              <a:graphicFrameLocks xmlns:a="http://schemas.openxmlformats.org/drawingml/2006/main" noChangeAspect="1"/>
+            </wp:cNvGraphicFramePr>
+            <a:graphic xmlns:a="http://schemas.openxmlformats.org/drawingml/2006/main">
+              <a:graphicData uri="http://schemas.openxmlformats.org/drawingml/2006/picture">
+                <pic:pic xmlns:pic="http://schemas.openxmlformats.org/drawingml/2006/picture">
+                  <pic:nvPicPr>
+                    <pic:cNvPr id="1" name=""/>
+                    <pic:cNvPicPr/>
+                  </pic:nvPicPr>
+                  <pic:blipFill>
+                    <a:blip r:embed="rId18"/>
+                    <a:stretch>
+                      <a:fillRect/>
+                    </a:stretch>
+                  </pic:blipFill>
+                  <pic:spPr>
+                    <a:xfrm>
+                      <a:off x="0" y="0"/>
+                      <a:ext cx="5943600" cy="3178810"/>
+                    </a:xfrm>
+                    <a:prstGeom prst="rect">
+                      <a:avLst/>
+                    </a:prstGeom>
+                  </pic:spPr>
+                </pic:pic>
+              </a:graphicData>
+            </a:graphic>
+          </wp:inline>
+        </w:drawing>
+      </w:r>
+      <w:r>
+        <w:rPr>
+          <w:noProof/>
+        </w:rPr>
+        <w:br/>
+      </w:r>
+      <w:r>
+        <w:rPr>
+          <w:noProof/>
+        </w:rPr>
+        <w:br/>
+      </w:r>
+      <w:r>
+        <w:rPr>
+          <w:noProof/>
+        </w:rPr>
+        <w:lastRenderedPageBreak/>
+        <w:t xml:space="preserve">:wq save the file </w:t>
+      </w:r>
+      <w:r>
+        <w:rPr>
+          <w:noProof/>
+        </w:rPr>
+        <w:br/>
+      </w:r>
+      <w:r>
+        <w:rPr>
+          <w:noProof/>
+          <w:sz w:val="24"/>
+        </w:rPr>
+        <w:drawing>
+          <wp:inline distT="0" distB="0" distL="0" distR="0" wp14:anchorId="3A07B708" wp14:editId="1D4AABD7">
+            <wp:extent cx="5020376" cy="1819529"/>
+            <wp:effectExtent l="0" t="0" r="8890" b="9525"/>
+            <wp:docPr id="17" name="Picture 17"/>
+            <wp:cNvGraphicFramePr>
+              <a:graphicFrameLocks xmlns:a="http://schemas.openxmlformats.org/drawingml/2006/main" noChangeAspect="1"/>
+            </wp:cNvGraphicFramePr>
+            <a:graphic xmlns:a="http://schemas.openxmlformats.org/drawingml/2006/main">
+              <a:graphicData uri="http://schemas.openxmlformats.org/drawingml/2006/picture">
+                <pic:pic xmlns:pic="http://schemas.openxmlformats.org/drawingml/2006/picture">
+                  <pic:nvPicPr>
+                    <pic:cNvPr id="1" name=""/>
+                    <pic:cNvPicPr/>
+                  </pic:nvPicPr>
+                  <pic:blipFill>
+                    <a:blip r:embed="rId19"/>
+                    <a:stretch>
+                      <a:fillRect/>
+                    </a:stretch>
+                  </pic:blipFill>
+                  <pic:spPr>
+                    <a:xfrm>
+                      <a:off x="0" y="0"/>
+                      <a:ext cx="5020376" cy="1819529"/>
+                    </a:xfrm>
+                    <a:prstGeom prst="rect">
+                      <a:avLst/>
+                    </a:prstGeom>
+                  </pic:spPr>
+                </pic:pic>
+              </a:graphicData>
+            </a:graphic>
+          </wp:inline>
+        </w:drawing>
+      </w:r>
+      <w:r>
+        <w:rPr>
+          <w:sz w:val="24"/>
+        </w:rPr>
+        <w:br/>
+      </w:r>
+      <w:r>
+        <w:rPr>
+          <w:sz w:val="24"/>
+        </w:rPr>
+        <w:br/>
+      </w:r>
+      <w:r>
+        <w:rPr>
+          <w:noProof/>
+        </w:rPr>
+        <w:t>the below two image is for my reference</w:t>
+      </w:r>
+      <w:r>
+        <w:rPr>
+          <w:noProof/>
+        </w:rPr>
+        <w:br/>
+      </w:r>
+      <w:r>
+        <w:rPr>
+          <w:noProof/>
+          <w:sz w:val="24"/>
+        </w:rPr>
+        <w:drawing>
+          <wp:inline distT="0" distB="0" distL="0" distR="0" wp14:anchorId="4C3BD87C" wp14:editId="515404C8">
+            <wp:extent cx="5378450" cy="2106124"/>
+            <wp:effectExtent l="0" t="0" r="0" b="8890"/>
+            <wp:docPr id="18" name="Picture 18"/>
+            <wp:cNvGraphicFramePr>
+              <a:graphicFrameLocks xmlns:a="http://schemas.openxmlformats.org/drawingml/2006/main" noChangeAspect="1"/>
+            </wp:cNvGraphicFramePr>
+            <a:graphic xmlns:a="http://schemas.openxmlformats.org/drawingml/2006/main">
+              <a:graphicData uri="http://schemas.openxmlformats.org/drawingml/2006/picture">
+                <pic:pic xmlns:pic="http://schemas.openxmlformats.org/drawingml/2006/picture">
+                  <pic:nvPicPr>
+                    <pic:cNvPr id="1" name=""/>
+                    <pic:cNvPicPr/>
+                  </pic:nvPicPr>
+                  <pic:blipFill>
+                    <a:blip r:embed="rId20"/>
+                    <a:stretch>
+                      <a:fillRect/>
+                    </a:stretch>
+                  </pic:blipFill>
+                  <pic:spPr>
+                    <a:xfrm>
+                      <a:off x="0" y="0"/>
+                      <a:ext cx="5399462" cy="2114352"/>
+                    </a:xfrm>
+                    <a:prstGeom prst="rect">
+                      <a:avLst/>
+                    </a:prstGeom>
+                  </pic:spPr>
+                </pic:pic>
+              </a:graphicData>
+            </a:graphic>
+          </wp:inline>
+        </w:drawing>
+      </w:r>
+      <w:r>
+        <w:rPr>
+          <w:sz w:val="24"/>
+        </w:rPr>
+        <w:br/>
+      </w:r>
+      <w:r>
+        <w:rPr>
+          <w:sz w:val="24"/>
+        </w:rPr>
+        <w:br/>
+      </w:r>
+      <w:r>
+        <w:rPr>
+          <w:noProof/>
+          <w:sz w:val="24"/>
+        </w:rPr>
+        <w:drawing>
+          <wp:inline distT="0" distB="0" distL="0" distR="0" wp14:anchorId="6F871A9F" wp14:editId="2E97DB24">
+            <wp:extent cx="5537200" cy="2996950"/>
+            <wp:effectExtent l="0" t="0" r="6350" b="0"/>
+            <wp:docPr id="19" name="Picture 19"/>
+            <wp:cNvGraphicFramePr>
+              <a:graphicFrameLocks xmlns:a="http://schemas.openxmlformats.org/drawingml/2006/main" noChangeAspect="1"/>
+            </wp:cNvGraphicFramePr>
+            <a:graphic xmlns:a="http://schemas.openxmlformats.org/drawingml/2006/main">
+              <a:graphicData uri="http://schemas.openxmlformats.org/drawingml/2006/picture">
+                <pic:pic xmlns:pic="http://schemas.openxmlformats.org/drawingml/2006/picture">
+                  <pic:nvPicPr>
+                    <pic:cNvPr id="1" name=""/>
+                    <pic:cNvPicPr/>
+                  </pic:nvPicPr>
+                  <pic:blipFill>
+                    <a:blip r:embed="rId21"/>
+                    <a:stretch>
+                      <a:fillRect/>
+                    </a:stretch>
+                  </pic:blipFill>
+                  <pic:spPr>
+                    <a:xfrm>
+                      <a:off x="0" y="0"/>
+                      <a:ext cx="5539876" cy="2998398"/>
+                    </a:xfrm>
+                    <a:prstGeom prst="rect">
+                      <a:avLst/>
+                    </a:prstGeom>
+                  </pic:spPr>
+                </pic:pic>
+              </a:graphicData>
+            </a:graphic>
+          </wp:inline>
+        </w:drawing>
+      </w:r>
+      <w:r>
+        <w:rPr>
+          <w:sz w:val="24"/>
+        </w:rPr>
+        <w:br/>
+      </w:r>
+      <w:r>
+        <w:rPr>
+          <w:sz w:val="24"/>
+        </w:rPr>
+        <w:br/>
+      </w:r>
+      <w:r>
+        <w:rPr>
+          <w:sz w:val="24"/>
+        </w:rPr>
+        <w:br/>
+      </w:r>
+      <w:r>
+        <w:rPr>
+          <w:sz w:val="24"/>
+        </w:rPr>
+        <w:lastRenderedPageBreak/>
+        <w:t>let</w:t>
+      </w:r>
+      <w:r>
+        <w:rPr>
+          <w:sz w:val="24"/>
+        </w:rPr>
+        <w:t>’</w:t>
+      </w:r>
+      <w:r>
+        <w:rPr>
+          <w:sz w:val="24"/>
+        </w:rPr>
+        <w:t xml:space="preserve">s switch to ec2-user from root and execute the mvn install command in the maven java project so this time when we execute the mvn install command all the dependenciew will get store in the custom </w:t>
+      </w:r>
+      <w:r>
+        <w:rPr>
+          <w:sz w:val="24"/>
+          <w:highlight w:val="yellow"/>
+        </w:rPr>
+        <w:t>/root/mav</w:t>
+      </w:r>
+      <w:r>
+        <w:rPr>
+          <w:sz w:val="24"/>
+          <w:highlight w:val="yellow"/>
+        </w:rPr>
+        <w:t>encommonrepo</w:t>
+      </w:r>
+      <w:r>
+        <w:rPr>
+          <w:sz w:val="24"/>
+        </w:rPr>
+        <w:t xml:space="preserve"> directory</w:t>
+      </w:r>
+      <w:r>
+        <w:rPr>
+          <w:sz w:val="24"/>
+        </w:rPr>
+        <w:br/>
+      </w:r>
+      <w:r>
+        <w:rPr>
+          <w:sz w:val="24"/>
+        </w:rPr>
+        <w:br/>
+      </w:r>
+      <w:r>
+        <w:rPr>
+          <w:rStyle w:val="HTMLCode"/>
+          <w:rFonts w:eastAsiaTheme="minorHAnsi"/>
+          <w:b/>
+          <w:color w:val="222A35" w:themeColor="text2" w:themeShade="80"/>
+        </w:rPr>
+        <w:br/>
+      </w:r>
+      <w:r>
+        <w:rPr>
+          <w:sz w:val="24"/>
+        </w:rPr>
+        <w:t xml:space="preserve">as you can see in the below image </w:t>
+      </w:r>
+      <w:r>
+        <w:rPr>
+          <w:sz w:val="24"/>
+          <w:highlight w:val="yellow"/>
+        </w:rPr>
+        <w:t>mavencommonrepo</w:t>
+      </w:r>
+      <w:r>
+        <w:rPr>
+          <w:sz w:val="24"/>
+        </w:rPr>
+        <w:t xml:space="preserve"> directory present in the home directory of /root user is empty</w:t>
+      </w:r>
+      <w:r>
+        <w:rPr>
+          <w:sz w:val="24"/>
+        </w:rPr>
+        <w:br/>
+      </w:r>
+      <w:r>
+        <w:rPr>
+          <w:noProof/>
+          <w:sz w:val="24"/>
+        </w:rPr>
+        <w:drawing>
+          <wp:inline distT="0" distB="0" distL="0" distR="0" wp14:anchorId="52D5A6B3" wp14:editId="2D1C8AD8">
+            <wp:extent cx="5943600" cy="1845310"/>
+            <wp:effectExtent l="0" t="0" r="0" b="2540"/>
+            <wp:docPr id="20" name="Picture 20"/>
+            <wp:cNvGraphicFramePr>
+              <a:graphicFrameLocks xmlns:a="http://schemas.openxmlformats.org/drawingml/2006/main" noChangeAspect="1"/>
+            </wp:cNvGraphicFramePr>
+            <a:graphic xmlns:a="http://schemas.openxmlformats.org/drawingml/2006/main">
+              <a:graphicData uri="http://schemas.openxmlformats.org/drawingml/2006/picture">
+                <pic:pic xmlns:pic="http://schemas.openxmlformats.org/drawingml/2006/picture">
+                  <pic:nvPicPr>
+                    <pic:cNvPr id="1" name=""/>
+                    <pic:cNvPicPr/>
+                  </pic:nvPicPr>
+                  <pic:blipFill>
+                    <a:blip r:embed="rId22"/>
+                    <a:stretch>
+                      <a:fillRect/>
+                    </a:stretch>
+                  </pic:blipFill>
+                  <pic:spPr>
+                    <a:xfrm>
+                      <a:off x="0" y="0"/>
+                      <a:ext cx="5943600" cy="1845310"/>
+                    </a:xfrm>
+                    <a:prstGeom prst="rect">
+                      <a:avLst/>
+                    </a:prstGeom>
+                  </pic:spPr>
+                </pic:pic>
+              </a:graphicData>
+            </a:graphic>
+          </wp:inline>
+        </w:drawing>
+      </w:r>
+      <w:r>
+        <w:rPr>
+          <w:sz w:val="24"/>
+        </w:rPr>
+        <w:br/>
+      </w:r>
+      <w:r>
+        <w:rPr>
+          <w:sz w:val="24"/>
+        </w:rPr>
+        <w:br/>
+        <w:t xml:space="preserve">Now let’s excute the command </w:t>
+      </w:r>
+      <w:r>
+        <w:rPr>
+          <w:sz w:val="24"/>
+          <w:highlight w:val="yellow"/>
+        </w:rPr>
+        <w:t>mvn install</w:t>
+      </w:r>
+      <w:r>
+        <w:rPr>
+          <w:sz w:val="24"/>
+        </w:rPr>
+        <w:br/>
+      </w:r>
+      <w:r>
+        <w:rPr>
+          <w:sz w:val="24"/>
+        </w:rPr>
+        <w:br/>
+      </w:r>
+      <w:r>
+        <w:rPr>
+          <w:noProof/>
+          <w:sz w:val="24"/>
+        </w:rPr>
+        <w:drawing>
+          <wp:inline distT="0" distB="0" distL="0" distR="0" wp14:anchorId="751BAEF0" wp14:editId="0BC71138">
+            <wp:extent cx="4603750" cy="2599446"/>
+            <wp:effectExtent l="0" t="0" r="6350" b="0"/>
+            <wp:docPr id="21" name="Picture 21"/>
+            <wp:cNvGraphicFramePr>
+              <a:graphicFrameLocks xmlns:a="http://schemas.openxmlformats.org/drawingml/2006/main" noChangeAspect="1"/>
+            </wp:cNvGraphicFramePr>
+            <a:graphic xmlns:a="http://schemas.openxmlformats.org/drawingml/2006/main">
+              <a:graphicData uri="http://schemas.openxmlformats.org/drawingml/2006/picture">
+                <pic:pic xmlns:pic="http://schemas.openxmlformats.org/drawingml/2006/picture">
+                  <pic:nvPicPr>
+                    <pic:cNvPr id="1" name=""/>
+                    <pic:cNvPicPr/>
+                  </pic:nvPicPr>
+                  <pic:blipFill>
+                    <a:blip r:embed="rId23"/>
+                    <a:stretch>
+                      <a:fillRect/>
+                    </a:stretch>
+                  </pic:blipFill>
+                  <pic:spPr>
+                    <a:xfrm>
+                      <a:off x="0" y="0"/>
+                      <a:ext cx="4611595" cy="2603876"/>
+                    </a:xfrm>
+                    <a:prstGeom prst="rect">
+                      <a:avLst/>
+                    </a:prstGeom>
+                  </pic:spPr>
+                </pic:pic>
+              </a:graphicData>
+            </a:graphic>
+          </wp:inline>
+        </w:drawing>
+      </w:r>
+      <w:r>
+        <w:rPr>
+          <w:sz w:val="24"/>
+        </w:rPr>
+        <w:br/>
+      </w:r>
+      <w:r>
+        <w:rPr>
+          <w:sz w:val="24"/>
+        </w:rPr>
+        <w:br/>
+        <w:t xml:space="preserve">execute the command </w:t>
+      </w:r>
+      <w:r>
+        <w:rPr>
+          <w:sz w:val="24"/>
+          <w:highlight w:val="yellow"/>
+        </w:rPr>
+        <w:t>mvn install</w:t>
+      </w:r>
+      <w:r>
+        <w:rPr>
+          <w:sz w:val="24"/>
+        </w:rPr>
+        <w:t xml:space="preserve"> as shown in the below image</w:t>
+      </w:r>
+      <w:r>
+        <w:rPr>
+          <w:sz w:val="24"/>
+        </w:rPr>
+        <w:br/>
+      </w:r>
+      <w:r>
+        <w:rPr>
+          <w:noProof/>
+          <w:sz w:val="24"/>
+        </w:rPr>
+        <w:lastRenderedPageBreak/>
+        <w:drawing>
+          <wp:inline distT="0" distB="0" distL="0" distR="0" wp14:anchorId="671FC7F1" wp14:editId="3F724AB0">
+            <wp:extent cx="5797550" cy="1207823"/>
+            <wp:effectExtent l="0" t="0" r="0" b="0"/>
+            <wp:docPr id="22" name="Picture 22"/>
+            <wp:cNvGraphicFramePr>
+              <a:graphicFrameLocks xmlns:a="http://schemas.openxmlformats.org/drawingml/2006/main" noChangeAspect="1"/>
+            </wp:cNvGraphicFramePr>
+            <a:graphic xmlns:a="http://schemas.openxmlformats.org/drawingml/2006/main">
+              <a:graphicData uri="http://schemas.openxmlformats.org/drawingml/2006/picture">
+                <pic:pic xmlns:pic="http://schemas.openxmlformats.org/drawingml/2006/picture">
+                  <pic:nvPicPr>
+                    <pic:cNvPr id="1" name=""/>
+                    <pic:cNvPicPr/>
+                  </pic:nvPicPr>
+                  <pic:blipFill>
+                    <a:blip r:embed="rId24"/>
+                    <a:stretch>
+                      <a:fillRect/>
+                    </a:stretch>
+                  </pic:blipFill>
+                  <pic:spPr>
+                    <a:xfrm>
+                      <a:off x="0" y="0"/>
+                      <a:ext cx="5801568" cy="1208660"/>
+                    </a:xfrm>
+                    <a:prstGeom prst="rect">
+                      <a:avLst/>
+                    </a:prstGeom>
+                  </pic:spPr>
+                </pic:pic>
+              </a:graphicData>
+            </a:graphic>
+          </wp:inline>
+        </w:drawing>
+      </w:r>
+      <w:r>
+        <w:rPr>
+          <w:sz w:val="24"/>
+        </w:rPr>
+        <w:br/>
+      </w:r>
+    </w:p>
+    <w:p>
+      <w:pPr>
+        <w:rPr>
+          <w:sz w:val="24"/>
+        </w:rPr>
+      </w:pPr>
+      <w:r>
+        <w:rPr>
+          <w:sz w:val="24"/>
+        </w:rPr>
+        <w:t xml:space="preserve">As you can see in the below image we are getting an error we have to change ownership of </w:t>
+      </w:r>
+      <w:r>
+        <w:rPr>
+          <w:sz w:val="24"/>
+        </w:rPr>
+        <w:br/>
+        <w:t xml:space="preserve">mavencommonrepo from root to ec2-user by executing the command </w:t>
+      </w:r>
+      <w:r>
+        <w:rPr>
+          <w:sz w:val="24"/>
+          <w:highlight w:val="yellow"/>
+        </w:rPr>
+        <w:t>chown -R ec2-user:ec2-user /root/mavencommonrepo</w:t>
+      </w:r>
+      <w:r>
+        <w:rPr>
+          <w:sz w:val="24"/>
+        </w:rPr>
+        <w:t xml:space="preserve"> in the root’s home directory</w:t>
+      </w:r>
+      <w:r>
+        <w:rPr>
+          <w:sz w:val="24"/>
+        </w:rPr>
+        <w:br/>
+      </w:r>
+      <w:r>
+        <w:rPr>
+          <w:sz w:val="24"/>
+        </w:rPr>
+        <w:br/>
+      </w:r>
+      <w:r>
+        <w:rPr>
+          <w:sz w:val="24"/>
+        </w:rPr>
+        <w:br/>
+      </w:r>
+      <w:r>
+        <w:rPr>
+          <w:noProof/>
+        </w:rPr>
+        <w:drawing>
+          <wp:inline distT="0" distB="0" distL="0" distR="0" wp14:anchorId="3A9AD6F2" wp14:editId="6134DED3">
+            <wp:extent cx="5943600" cy="2140585"/>
+            <wp:effectExtent l="0" t="0" r="0" b="0"/>
+            <wp:docPr id="23" name="Picture 23"/>
+            <wp:cNvGraphicFramePr>
+              <a:graphicFrameLocks xmlns:a="http://schemas.openxmlformats.org/drawingml/2006/main" noChangeAspect="1"/>
+            </wp:cNvGraphicFramePr>
+            <a:graphic xmlns:a="http://schemas.openxmlformats.org/drawingml/2006/main">
+              <a:graphicData uri="http://schemas.openxmlformats.org/drawingml/2006/picture">
+                <pic:pic xmlns:pic="http://schemas.openxmlformats.org/drawingml/2006/picture">
+                  <pic:nvPicPr>
+                    <pic:cNvPr id="1" name=""/>
+                    <pic:cNvPicPr/>
+                  </pic:nvPicPr>
+                  <pic:blipFill>
+                    <a:blip r:embed="rId25"/>
+                    <a:stretch>
+                      <a:fillRect/>
+                    </a:stretch>
+                  </pic:blipFill>
+                  <pic:spPr>
+                    <a:xfrm>
+                      <a:off x="0" y="0"/>
+                      <a:ext cx="5943600" cy="2140585"/>
+                    </a:xfrm>
+                    <a:prstGeom prst="rect">
+                      <a:avLst/>
+                    </a:prstGeom>
+                  </pic:spPr>
+                </pic:pic>
+              </a:graphicData>
+            </a:graphic>
+          </wp:inline>
+        </w:drawing>
+      </w:r>
+    </w:p>
+    <w:p>
+      <w:pPr>
+        <w:rPr>
+          <w:sz w:val="24"/>
+        </w:rPr>
+      </w:pPr>
+      <w:r>
+        <w:rPr>
+          <w:sz w:val="24"/>
+        </w:rPr>
+        <w:br/>
+      </w:r>
+      <w:r>
+        <w:rPr>
+          <w:sz w:val="24"/>
+        </w:rPr>
+        <w:br/>
+      </w:r>
+      <w:r>
+        <w:rPr>
+          <w:noProof/>
+        </w:rPr>
+        <w:drawing>
+          <wp:inline distT="0" distB="0" distL="0" distR="0" wp14:anchorId="20F7FB3F" wp14:editId="23378A72">
+            <wp:extent cx="5943600" cy="2005330"/>
+            <wp:effectExtent l="0" t="0" r="0" b="0"/>
+            <wp:docPr id="24" name="Picture 24"/>
+            <wp:cNvGraphicFramePr>
+              <a:graphicFrameLocks xmlns:a="http://schemas.openxmlformats.org/drawingml/2006/main" noChangeAspect="1"/>
+            </wp:cNvGraphicFramePr>
+            <a:graphic xmlns:a="http://schemas.openxmlformats.org/drawingml/2006/main">
+              <a:graphicData uri="http://schemas.openxmlformats.org/drawingml/2006/picture">
+                <pic:pic xmlns:pic="http://schemas.openxmlformats.org/drawingml/2006/picture">
+                  <pic:nvPicPr>
+                    <pic:cNvPr id="1" name=""/>
+                    <pic:cNvPicPr/>
+                  </pic:nvPicPr>
+                  <pic:blipFill>
+                    <a:blip r:embed="rId26"/>
+                    <a:stretch>
+                      <a:fillRect/>
+                    </a:stretch>
+                  </pic:blipFill>
+                  <pic:spPr>
+                    <a:xfrm>
+                      <a:off x="0" y="0"/>
+                      <a:ext cx="5943600" cy="2005330"/>
+                    </a:xfrm>
+                    <a:prstGeom prst="rect">
+                      <a:avLst/>
+                    </a:prstGeom>
+                  </pic:spPr>
+                </pic:pic>
+              </a:graphicData>
+            </a:graphic>
+          </wp:inline>
+        </w:drawing>
+      </w:r>
+    </w:p>
+    <w:p>
+      <w:pPr>
+        <w:rPr>
+          <w:sz w:val="24"/>
+        </w:rPr>
+      </w:pPr>
+      <w:r>
+        <w:rPr>
+          <w:sz w:val="24"/>
+        </w:rPr>
+        <w:t>Done the ownership has been change</w:t>
+      </w:r>
+      <w:r>
+        <w:rPr>
+          <w:sz w:val="24"/>
+        </w:rPr>
+        <w:br/>
+        <w:t xml:space="preserve">Now execute the </w:t>
+      </w:r>
+      <w:r>
+        <w:rPr>
+          <w:sz w:val="24"/>
+          <w:highlight w:val="yellow"/>
+        </w:rPr>
+        <w:t>mvn clean install</w:t>
+      </w:r>
+      <w:r>
+        <w:rPr>
+          <w:sz w:val="24"/>
+        </w:rPr>
+        <w:t xml:space="preserve"> command again in the Java maven project</w:t>
+      </w:r>
+      <w:r>
+        <w:rPr>
+          <w:sz w:val="24"/>
+        </w:rPr>
+        <w:br/>
+      </w:r>
+      <w:r>
+        <w:rPr>
+          <w:noProof/>
+          <w:sz w:val="24"/>
+        </w:rPr>
+        <w:lastRenderedPageBreak/>
+        <w:drawing>
+          <wp:inline distT="0" distB="0" distL="0" distR="0" wp14:anchorId="08A47362" wp14:editId="4B0C0BEE">
+            <wp:extent cx="5943600" cy="1041400"/>
+            <wp:effectExtent l="0" t="0" r="0" b="6350"/>
+            <wp:docPr id="25" name="Picture 25"/>
+            <wp:cNvGraphicFramePr>
+              <a:graphicFrameLocks xmlns:a="http://schemas.openxmlformats.org/drawingml/2006/main" noChangeAspect="1"/>
+            </wp:cNvGraphicFramePr>
+            <a:graphic xmlns:a="http://schemas.openxmlformats.org/drawingml/2006/main">
+              <a:graphicData uri="http://schemas.openxmlformats.org/drawingml/2006/picture">
+                <pic:pic xmlns:pic="http://schemas.openxmlformats.org/drawingml/2006/picture">
+                  <pic:nvPicPr>
+                    <pic:cNvPr id="1" name=""/>
+                    <pic:cNvPicPr/>
+                  </pic:nvPicPr>
+                  <pic:blipFill>
+                    <a:blip r:embed="rId27"/>
+                    <a:stretch>
+                      <a:fillRect/>
+                    </a:stretch>
+                  </pic:blipFill>
+                  <pic:spPr>
+                    <a:xfrm>
+                      <a:off x="0" y="0"/>
+                      <a:ext cx="5943600" cy="1041400"/>
+                    </a:xfrm>
+                    <a:prstGeom prst="rect">
+                      <a:avLst/>
+                    </a:prstGeom>
+                  </pic:spPr>
+                </pic:pic>
+              </a:graphicData>
+            </a:graphic>
+          </wp:inline>
+        </w:drawing>
+      </w:r>
+      <w:r>
+        <w:rPr>
+          <w:sz w:val="24"/>
+        </w:rPr>
+        <w:br/>
+      </w:r>
+      <w:r>
+        <w:rPr>
+          <w:sz w:val="24"/>
+        </w:rPr>
+        <w:br/>
+        <w:t xml:space="preserve">getting an error may be because root permission acess from ec2-user to root .lets remove the added code from settings.xml file in conf directory and execute the mvn command . </w:t>
+      </w:r>
+      <w:r>
+        <w:rPr>
+          <w:sz w:val="24"/>
+        </w:rPr>
+        <w:br/>
+      </w:r>
+      <w:r>
+        <w:rPr>
+          <w:sz w:val="24"/>
+        </w:rPr>
+        <w:br/>
+      </w:r>
+      <w:r>
+        <w:rPr>
+          <w:sz w:val="24"/>
+        </w:rPr>
+        <w:drawing>
+          <wp:inline distT="0" distB="0" distL="0" distR="0" wp14:anchorId="66B0C4E7" wp14:editId="613C70EE">
+            <wp:extent cx="5943600" cy="2990215"/>
+            <wp:effectExtent l="0" t="0" r="0" b="635"/>
+            <wp:docPr id="9" name="Picture 9"/>
+            <wp:cNvGraphicFramePr>
+              <a:graphicFrameLocks xmlns:a="http://schemas.openxmlformats.org/drawingml/2006/main" noChangeAspect="1"/>
+            </wp:cNvGraphicFramePr>
+            <a:graphic xmlns:a="http://schemas.openxmlformats.org/drawingml/2006/main">
+              <a:graphicData uri="http://schemas.openxmlformats.org/drawingml/2006/picture">
+                <pic:pic xmlns:pic="http://schemas.openxmlformats.org/drawingml/2006/picture">
+                  <pic:nvPicPr>
+                    <pic:cNvPr id="1" name=""/>
+                    <pic:cNvPicPr/>
+                  </pic:nvPicPr>
+                  <pic:blipFill>
+                    <a:blip r:embed="rId28"/>
+                    <a:stretch>
+                      <a:fillRect/>
+                    </a:stretch>
+                  </pic:blipFill>
+                  <pic:spPr>
+                    <a:xfrm>
+                      <a:off x="0" y="0"/>
+                      <a:ext cx="5943600" cy="2990215"/>
+                    </a:xfrm>
+                    <a:prstGeom prst="rect">
+                      <a:avLst/>
+                    </a:prstGeom>
+                  </pic:spPr>
+                </pic:pic>
+              </a:graphicData>
+            </a:graphic>
+          </wp:inline>
+        </w:drawing>
+      </w:r>
+      <w:r>
+        <w:rPr>
+          <w:sz w:val="24"/>
+        </w:rPr>
+        <w:br/>
+      </w:r>
+      <w:r>
+        <w:rPr>
+          <w:sz w:val="24"/>
+        </w:rPr>
+        <w:br/>
+        <w:t>removing mavencommonrepo from /root and also the added code from settings.xml</w:t>
+      </w:r>
+      <w:r>
+        <w:rPr>
+          <w:sz w:val="24"/>
+        </w:rPr>
+        <w:br/>
+      </w:r>
+      <w:r>
+        <w:rPr>
+          <w:sz w:val="24"/>
+        </w:rPr>
+        <w:drawing>
+          <wp:inline distT="0" distB="0" distL="0" distR="0" wp14:anchorId="334D1E75" wp14:editId="7575B585">
+            <wp:extent cx="5943600" cy="2036445"/>
+            <wp:effectExtent l="0" t="0" r="0" b="1905"/>
+            <wp:docPr id="14" name="Picture 14"/>
+            <wp:cNvGraphicFramePr>
+              <a:graphicFrameLocks xmlns:a="http://schemas.openxmlformats.org/drawingml/2006/main" noChangeAspect="1"/>
+            </wp:cNvGraphicFramePr>
+            <a:graphic xmlns:a="http://schemas.openxmlformats.org/drawingml/2006/main">
+              <a:graphicData uri="http://schemas.openxmlformats.org/drawingml/2006/picture">
+                <pic:pic xmlns:pic="http://schemas.openxmlformats.org/drawingml/2006/picture">
+                  <pic:nvPicPr>
+                    <pic:cNvPr id="1" name=""/>
+                    <pic:cNvPicPr/>
+                  </pic:nvPicPr>
+                  <pic:blipFill>
+                    <a:blip r:embed="rId29"/>
+                    <a:stretch>
+                      <a:fillRect/>
+                    </a:stretch>
+                  </pic:blipFill>
+                  <pic:spPr>
+                    <a:xfrm>
+                      <a:off x="0" y="0"/>
+                      <a:ext cx="5943600" cy="2036445"/>
+                    </a:xfrm>
+                    <a:prstGeom prst="rect">
+                      <a:avLst/>
+                    </a:prstGeom>
+                  </pic:spPr>
+                </pic:pic>
+              </a:graphicData>
+            </a:graphic>
+          </wp:inline>
+        </w:drawing>
+      </w:r>
+      <w:r>
+        <w:rPr>
+          <w:sz w:val="24"/>
+        </w:rPr>
+        <w:br/>
+      </w:r>
+      <w:r>
+        <w:rPr>
+          <w:sz w:val="24"/>
+        </w:rPr>
+        <w:br/>
+      </w:r>
+      <w:r>
+        <w:rPr>
+          <w:sz w:val="24"/>
+          <w:highlight w:val="yellow"/>
+        </w:rPr>
+        <w:t>mvn clean install</w:t>
+      </w:r>
+      <w:r>
+        <w:rPr>
+          <w:sz w:val="24"/>
+        </w:rPr>
+        <w:t xml:space="preserve"> command is executed</w:t>
+      </w:r>
+      <w:r>
+        <w:rPr>
+          <w:sz w:val="24"/>
+        </w:rPr>
+        <w:t xml:space="preserve"> as shown in the below image</w:t>
+      </w:r>
+      <w:r>
+        <w:rPr>
+          <w:sz w:val="24"/>
+        </w:rPr>
+        <w:br/>
+      </w:r>
+      <w:r>
+        <w:rPr>
+          <w:sz w:val="24"/>
+        </w:rPr>
+        <w:lastRenderedPageBreak/>
+        <w:drawing>
+          <wp:inline distT="0" distB="0" distL="0" distR="0" wp14:anchorId="033C8941" wp14:editId="68EAB49C">
+            <wp:extent cx="5943600" cy="3782695"/>
+            <wp:effectExtent l="0" t="0" r="0" b="8255"/>
+            <wp:docPr id="15" name="Picture 15"/>
+            <wp:cNvGraphicFramePr>
+              <a:graphicFrameLocks xmlns:a="http://schemas.openxmlformats.org/drawingml/2006/main" noChangeAspect="1"/>
+            </wp:cNvGraphicFramePr>
+            <a:graphic xmlns:a="http://schemas.openxmlformats.org/drawingml/2006/main">
+              <a:graphicData uri="http://schemas.openxmlformats.org/drawingml/2006/picture">
+                <pic:pic xmlns:pic="http://schemas.openxmlformats.org/drawingml/2006/picture">
+                  <pic:nvPicPr>
+                    <pic:cNvPr id="1" name=""/>
+                    <pic:cNvPicPr/>
+                  </pic:nvPicPr>
+                  <pic:blipFill>
+                    <a:blip r:embed="rId30"/>
+                    <a:stretch>
+                      <a:fillRect/>
+                    </a:stretch>
+                  </pic:blipFill>
+                  <pic:spPr>
+                    <a:xfrm>
+                      <a:off x="0" y="0"/>
+                      <a:ext cx="5943600" cy="3782695"/>
+                    </a:xfrm>
+                    <a:prstGeom prst="rect">
+                      <a:avLst/>
+                    </a:prstGeom>
+                  </pic:spPr>
+                </pic:pic>
+              </a:graphicData>
+            </a:graphic>
+          </wp:inline>
+        </w:drawing>
+      </w:r>
+      <w:r>
+        <w:rPr>
+          <w:sz w:val="24"/>
+        </w:rPr>
+        <w:br/>
+        <w:t xml:space="preserve">Now let’s copy the </w:t>
+      </w:r>
+      <w:r>
+        <w:rPr>
+          <w:sz w:val="24"/>
+          <w:highlight w:val="yellow"/>
+        </w:rPr>
+        <w:t>Java Maven webApplication</w:t>
+      </w:r>
+      <w:r>
+        <w:rPr>
+          <w:sz w:val="24"/>
+        </w:rPr>
+        <w:t xml:space="preserve"> folder(.war) from Gangavaramdevops github account by using </w:t>
+      </w:r>
+      <w:r>
+        <w:rPr>
+          <w:sz w:val="24"/>
+          <w:highlight w:val="yellow"/>
+        </w:rPr>
+        <w:t>git clone</w:t>
+      </w:r>
+      <w:r>
+        <w:rPr>
+          <w:sz w:val="24"/>
+        </w:rPr>
+        <w:t xml:space="preserve"> method or by </w:t>
+      </w:r>
+      <w:r>
+        <w:rPr>
+          <w:sz w:val="24"/>
+          <w:highlight w:val="yellow"/>
+        </w:rPr>
+        <w:t>forking</w:t>
+      </w:r>
+      <w:r>
+        <w:rPr>
+          <w:sz w:val="24"/>
+        </w:rPr>
+        <w:br/>
+      </w:r>
+      <w:r>
+        <w:rPr>
+          <w:sz w:val="24"/>
+        </w:rPr>
+        <w:t xml:space="preserve">Time stamp about Forking topics starts from </w:t>
+      </w:r>
+      <w:r>
+        <w:rPr>
+          <w:sz w:val="24"/>
+          <w:highlight w:val="cyan"/>
+        </w:rPr>
+        <w:t>20::00</w:t>
+      </w:r>
+      <w:r>
+        <w:rPr>
+          <w:sz w:val="24"/>
+        </w:rPr>
+        <w:br/>
+      </w:r>
+      <w:r>
+        <w:rPr>
+          <w:sz w:val="24"/>
+        </w:rPr>
+        <w:br/>
+        <w:t>Right I am just cloning the web application folder from prashant’s github account we can check the forking topic in the video from 20:00 to 30:00</w:t>
+      </w:r>
+      <w:bookmarkStart w:id="0" w:name="_GoBack"/>
+      <w:bookmarkEnd w:id="0"/>
     </w:p>
     <w:sectPr>
       <w:pgSz w:w="12240" w:h="15840"/>
@@ -116,6 +2441,56 @@
     </w:sectPr>
   </w:body>
 </w:document>
+</file>
+
+<file path=word/endnotes.xml><?xml version="1.0" encoding="utf-8"?>
+<w:endnotes xmlns:wpc="http://schemas.microsoft.com/office/word/2010/wordprocessingCanvas" xmlns:mc="http://schemas.openxmlformats.org/markup-compatibility/2006" xmlns:o="urn:schemas-microsoft-com:office:office" xmlns:r="http://schemas.openxmlformats.org/officeDocument/2006/relationships" xmlns:m="http://schemas.openxmlformats.org/officeDocument/2006/math" xmlns:v="urn:schemas-microsoft-com:vml" xmlns:wp14="http://schemas.microsoft.com/office/word/2010/wordprocessingDrawing" xmlns:wp="http://schemas.openxmlformats.org/drawingml/2006/wordprocessingDrawing" xmlns:w10="urn:schemas-microsoft-com:office:word" xmlns:w="http://schemas.openxmlformats.org/wordprocessingml/2006/main" xmlns:w14="http://schemas.microsoft.com/office/word/2010/wordml" xmlns:w15="http://schemas.microsoft.com/office/word/2012/wordml" xmlns:wpg="http://schemas.microsoft.com/office/word/2010/wordprocessingGroup" xmlns:wpi="http://schemas.microsoft.com/office/word/2010/wordprocessingInk" xmlns:wne="http://schemas.microsoft.com/office/word/2006/wordml" xmlns:wps="http://schemas.microsoft.com/office/word/2010/wordprocessingShape" mc:Ignorable="w14 w15 wp14">
+  <w:endnote w:type="separator" w:id="-1">
+    <w:p>
+      <w:pPr>
+        <w:spacing w:after="0" w:line="240" w:lineRule="auto"/>
+      </w:pPr>
+      <w:r>
+        <w:separator/>
+      </w:r>
+    </w:p>
+  </w:endnote>
+  <w:endnote w:type="continuationSeparator" w:id="0">
+    <w:p>
+      <w:pPr>
+        <w:spacing w:after="0" w:line="240" w:lineRule="auto"/>
+      </w:pPr>
+      <w:r>
+        <w:continuationSeparator/>
+      </w:r>
+    </w:p>
+  </w:endnote>
+</w:endnotes>
+</file>
+
+<file path=word/footnotes.xml><?xml version="1.0" encoding="utf-8"?>
+<w:footnotes xmlns:wpc="http://schemas.microsoft.com/office/word/2010/wordprocessingCanvas" xmlns:mc="http://schemas.openxmlformats.org/markup-compatibility/2006" xmlns:o="urn:schemas-microsoft-com:office:office" xmlns:r="http://schemas.openxmlformats.org/officeDocument/2006/relationships" xmlns:m="http://schemas.openxmlformats.org/officeDocument/2006/math" xmlns:v="urn:schemas-microsoft-com:vml" xmlns:wp14="http://schemas.microsoft.com/office/word/2010/wordprocessingDrawing" xmlns:wp="http://schemas.openxmlformats.org/drawingml/2006/wordprocessingDrawing" xmlns:w10="urn:schemas-microsoft-com:office:word" xmlns:w="http://schemas.openxmlformats.org/wordprocessingml/2006/main" xmlns:w14="http://schemas.microsoft.com/office/word/2010/wordml" xmlns:w15="http://schemas.microsoft.com/office/word/2012/wordml" xmlns:wpg="http://schemas.microsoft.com/office/word/2010/wordprocessingGroup" xmlns:wpi="http://schemas.microsoft.com/office/word/2010/wordprocessingInk" xmlns:wne="http://schemas.microsoft.com/office/word/2006/wordml" xmlns:wps="http://schemas.microsoft.com/office/word/2010/wordprocessingShape" mc:Ignorable="w14 w15 wp14">
+  <w:footnote w:type="separator" w:id="-1">
+    <w:p>
+      <w:pPr>
+        <w:spacing w:after="0" w:line="240" w:lineRule="auto"/>
+      </w:pPr>
+      <w:r>
+        <w:separator/>
+      </w:r>
+    </w:p>
+  </w:footnote>
+  <w:footnote w:type="continuationSeparator" w:id="0">
+    <w:p>
+      <w:pPr>
+        <w:spacing w:after="0" w:line="240" w:lineRule="auto"/>
+      </w:pPr>
+      <w:r>
+        <w:continuationSeparator/>
+      </w:r>
+    </w:p>
+  </w:footnote>
+</w:footnotes>
 </file>
 
 <file path=word/styles.xml><?xml version="1.0" encoding="utf-8"?>
@@ -539,6 +2914,74 @@
     <w:semiHidden/>
     <w:unhideWhenUsed/>
   </w:style>
+  <w:style w:type="character" w:styleId="HTMLCode">
+    <w:name w:val="HTML Code"/>
+    <w:basedOn w:val="DefaultParagraphFont"/>
+    <w:uiPriority w:val="99"/>
+    <w:semiHidden/>
+    <w:unhideWhenUsed/>
+    <w:rsid w:val="002D2146"/>
+    <w:rPr>
+      <w:rFonts w:ascii="Courier New" w:eastAsia="Times New Roman" w:hAnsi="Courier New" w:cs="Courier New"/>
+      <w:sz w:val="20"/>
+      <w:szCs w:val="20"/>
+    </w:rPr>
+  </w:style>
+  <w:style w:type="character" w:styleId="Strong">
+    <w:name w:val="Strong"/>
+    <w:basedOn w:val="DefaultParagraphFont"/>
+    <w:uiPriority w:val="22"/>
+    <w:qFormat/>
+    <w:rsid w:val="007006AD"/>
+    <w:rPr>
+      <w:b/>
+      <w:bCs/>
+    </w:rPr>
+  </w:style>
+  <w:style w:type="paragraph" w:styleId="Header">
+    <w:name w:val="header"/>
+    <w:basedOn w:val="Normal"/>
+    <w:link w:val="HeaderChar"/>
+    <w:uiPriority w:val="99"/>
+    <w:unhideWhenUsed/>
+    <w:rsid w:val="00A732EA"/>
+    <w:pPr>
+      <w:tabs>
+        <w:tab w:val="center" w:pos="4680"/>
+        <w:tab w:val="right" w:pos="9360"/>
+      </w:tabs>
+      <w:spacing w:after="0" w:line="240" w:lineRule="auto"/>
+    </w:pPr>
+  </w:style>
+  <w:style w:type="character" w:customStyle="1" w:styleId="HeaderChar">
+    <w:name w:val="Header Char"/>
+    <w:basedOn w:val="DefaultParagraphFont"/>
+    <w:link w:val="Header"/>
+    <w:uiPriority w:val="99"/>
+    <w:rsid w:val="00A732EA"/>
+  </w:style>
+  <w:style w:type="paragraph" w:styleId="Footer">
+    <w:name w:val="footer"/>
+    <w:basedOn w:val="Normal"/>
+    <w:link w:val="FooterChar"/>
+    <w:uiPriority w:val="99"/>
+    <w:unhideWhenUsed/>
+    <w:rsid w:val="00A732EA"/>
+    <w:pPr>
+      <w:tabs>
+        <w:tab w:val="center" w:pos="4680"/>
+        <w:tab w:val="right" w:pos="9360"/>
+      </w:tabs>
+      <w:spacing w:after="0" w:line="240" w:lineRule="auto"/>
+    </w:pPr>
+  </w:style>
+  <w:style w:type="character" w:customStyle="1" w:styleId="FooterChar">
+    <w:name w:val="Footer Char"/>
+    <w:basedOn w:val="DefaultParagraphFont"/>
+    <w:link w:val="Footer"/>
+    <w:uiPriority w:val="99"/>
+    <w:rsid w:val="00A732EA"/>
+  </w:style>
 </w:styles>
 </file>
 

--- a/3.Maven_Notes/maven_class3.docx
+++ b/3.Maven_Notes/maven_class3.docx
@@ -21,6 +21,19 @@
           <w:sz w:val="28"/>
         </w:rPr>
         <w:t xml:space="preserve">m2 repository </w:t>
+      </w:r>
+      <w:r>
+        <w:rPr>
+          <w:sz w:val="28"/>
+        </w:rPr>
+        <w:t>,</w:t>
+      </w:r>
+      <w:r>
+        <w:rPr>
+          <w:color w:val="538135" w:themeColor="accent6" w:themeShade="BF"/>
+          <w:sz w:val="28"/>
+        </w:rPr>
+        <w:t xml:space="preserve">git cloning war application folder </w:t>
       </w:r>
       <w:r>
         <w:rPr>
@@ -2183,6 +2196,7 @@
       </w:r>
       <w:r>
         <w:rPr>
+          <w:noProof/>
           <w:sz w:val="24"/>
         </w:rPr>
         <w:drawing>
@@ -2242,6 +2256,7 @@
       </w:r>
       <w:r>
         <w:rPr>
+          <w:noProof/>
           <w:sz w:val="24"/>
         </w:rPr>
         <w:drawing>
@@ -2319,6 +2334,7 @@
       </w:r>
       <w:r>
         <w:rPr>
+          <w:noProof/>
           <w:sz w:val="24"/>
         </w:rPr>
         <w:lastRenderedPageBreak/>
@@ -2430,8 +2446,746 @@
         <w:br/>
         <w:t>Right I am just cloning the web application folder from prashant’s github account we can check the forking topic in the video from 20:00 to 30:00</w:t>
       </w:r>
+      <w:r>
+        <w:rPr>
+          <w:sz w:val="24"/>
+        </w:rPr>
+        <w:br/>
+      </w:r>
+      <w:r>
+        <w:rPr>
+          <w:sz w:val="24"/>
+        </w:rPr>
+        <w:br/>
+        <w:t xml:space="preserve">clone the below </w:t>
+      </w:r>
+      <w:r>
+        <w:rPr>
+          <w:sz w:val="24"/>
+          <w:highlight w:val="yellow"/>
+        </w:rPr>
+        <w:t>maven-web-applicatiproject</w:t>
+      </w:r>
+      <w:r>
+        <w:rPr>
+          <w:sz w:val="24"/>
+        </w:rPr>
+        <w:br/>
+      </w:r>
+      <w:r>
+        <w:rPr>
+          <w:noProof/>
+          <w:sz w:val="24"/>
+        </w:rPr>
+        <w:drawing>
+          <wp:inline distT="0" distB="0" distL="0" distR="0" wp14:anchorId="582FF862" wp14:editId="20598987">
+            <wp:extent cx="5943600" cy="2647950"/>
+            <wp:effectExtent l="0" t="0" r="0" b="0"/>
+            <wp:docPr id="26" name="Picture 26"/>
+            <wp:cNvGraphicFramePr>
+              <a:graphicFrameLocks xmlns:a="http://schemas.openxmlformats.org/drawingml/2006/main" noChangeAspect="1"/>
+            </wp:cNvGraphicFramePr>
+            <a:graphic xmlns:a="http://schemas.openxmlformats.org/drawingml/2006/main">
+              <a:graphicData uri="http://schemas.openxmlformats.org/drawingml/2006/picture">
+                <pic:pic xmlns:pic="http://schemas.openxmlformats.org/drawingml/2006/picture">
+                  <pic:nvPicPr>
+                    <pic:cNvPr id="1" name=""/>
+                    <pic:cNvPicPr/>
+                  </pic:nvPicPr>
+                  <pic:blipFill>
+                    <a:blip r:embed="rId31"/>
+                    <a:stretch>
+                      <a:fillRect/>
+                    </a:stretch>
+                  </pic:blipFill>
+                  <pic:spPr>
+                    <a:xfrm>
+                      <a:off x="0" y="0"/>
+                      <a:ext cx="5943600" cy="2647950"/>
+                    </a:xfrm>
+                    <a:prstGeom prst="rect">
+                      <a:avLst/>
+                    </a:prstGeom>
+                  </pic:spPr>
+                </pic:pic>
+              </a:graphicData>
+            </a:graphic>
+          </wp:inline>
+        </w:drawing>
+      </w:r>
+      <w:r>
+        <w:rPr>
+          <w:sz w:val="24"/>
+        </w:rPr>
+        <w:br/>
+      </w:r>
+      <w:r>
+        <w:rPr>
+          <w:sz w:val="24"/>
+        </w:rPr>
+        <w:lastRenderedPageBreak/>
+        <w:br/>
+      </w:r>
+      <w:r>
+        <w:rPr>
+          <w:noProof/>
+          <w:sz w:val="24"/>
+        </w:rPr>
+        <w:drawing>
+          <wp:inline distT="0" distB="0" distL="0" distR="0" wp14:anchorId="5DA098C5" wp14:editId="5EFAED52">
+            <wp:extent cx="5943600" cy="1702435"/>
+            <wp:effectExtent l="0" t="0" r="0" b="0"/>
+            <wp:docPr id="27" name="Picture 27"/>
+            <wp:cNvGraphicFramePr>
+              <a:graphicFrameLocks xmlns:a="http://schemas.openxmlformats.org/drawingml/2006/main" noChangeAspect="1"/>
+            </wp:cNvGraphicFramePr>
+            <a:graphic xmlns:a="http://schemas.openxmlformats.org/drawingml/2006/main">
+              <a:graphicData uri="http://schemas.openxmlformats.org/drawingml/2006/picture">
+                <pic:pic xmlns:pic="http://schemas.openxmlformats.org/drawingml/2006/picture">
+                  <pic:nvPicPr>
+                    <pic:cNvPr id="1" name=""/>
+                    <pic:cNvPicPr/>
+                  </pic:nvPicPr>
+                  <pic:blipFill>
+                    <a:blip r:embed="rId32"/>
+                    <a:stretch>
+                      <a:fillRect/>
+                    </a:stretch>
+                  </pic:blipFill>
+                  <pic:spPr>
+                    <a:xfrm>
+                      <a:off x="0" y="0"/>
+                      <a:ext cx="5943600" cy="1702435"/>
+                    </a:xfrm>
+                    <a:prstGeom prst="rect">
+                      <a:avLst/>
+                    </a:prstGeom>
+                  </pic:spPr>
+                </pic:pic>
+              </a:graphicData>
+            </a:graphic>
+          </wp:inline>
+        </w:drawing>
+      </w:r>
+      <w:r>
+        <w:rPr>
+          <w:sz w:val="24"/>
+        </w:rPr>
+        <w:br/>
+      </w:r>
+      <w:r>
+        <w:rPr>
+          <w:sz w:val="24"/>
+        </w:rPr>
+        <w:br/>
+        <w:t>we have successfully</w:t>
+      </w:r>
+      <w:r>
+        <w:rPr>
+          <w:sz w:val="24"/>
+        </w:rPr>
+        <w:t xml:space="preserve"> copied </w:t>
+      </w:r>
+      <w:r>
+        <w:rPr>
+          <w:sz w:val="24"/>
+        </w:rPr>
+        <w:t xml:space="preserve"> the maven web application project </w:t>
+      </w:r>
+      <w:r>
+        <w:rPr>
+          <w:sz w:val="24"/>
+        </w:rPr>
+        <w:t xml:space="preserve">in to ec2 instance home directory </w:t>
+      </w:r>
+      <w:r>
+        <w:rPr>
+          <w:sz w:val="24"/>
+        </w:rPr>
+        <w:t>and let create the .war file by using the mvn commands</w:t>
+      </w:r>
+      <w:r>
+        <w:rPr>
+          <w:sz w:val="24"/>
+        </w:rPr>
+        <w:br/>
+      </w:r>
+      <w:r>
+        <w:rPr>
+          <w:sz w:val="24"/>
+        </w:rPr>
+        <w:t xml:space="preserve">The below image is about Maven standalone application </w:t>
+      </w:r>
+      <w:r>
+        <w:rPr>
+          <w:sz w:val="24"/>
+          <w:highlight w:val="yellow"/>
+        </w:rPr>
+        <w:t>m2 repo</w:t>
+      </w:r>
+      <w:r>
+        <w:rPr>
+          <w:sz w:val="24"/>
+        </w:rPr>
+        <w:br/>
+      </w:r>
+      <w:r>
+        <w:rPr>
+          <w:sz w:val="24"/>
+        </w:rPr>
+        <w:br/>
+      </w:r>
+      <w:r>
+        <w:rPr>
+          <w:noProof/>
+          <w:sz w:val="24"/>
+        </w:rPr>
+        <w:drawing>
+          <wp:inline distT="0" distB="0" distL="0" distR="0" wp14:anchorId="5C6FC8C9" wp14:editId="259F6884">
+            <wp:extent cx="5943600" cy="2807970"/>
+            <wp:effectExtent l="0" t="0" r="0" b="0"/>
+            <wp:docPr id="28" name="Picture 28"/>
+            <wp:cNvGraphicFramePr>
+              <a:graphicFrameLocks xmlns:a="http://schemas.openxmlformats.org/drawingml/2006/main" noChangeAspect="1"/>
+            </wp:cNvGraphicFramePr>
+            <a:graphic xmlns:a="http://schemas.openxmlformats.org/drawingml/2006/main">
+              <a:graphicData uri="http://schemas.openxmlformats.org/drawingml/2006/picture">
+                <pic:pic xmlns:pic="http://schemas.openxmlformats.org/drawingml/2006/picture">
+                  <pic:nvPicPr>
+                    <pic:cNvPr id="1" name=""/>
+                    <pic:cNvPicPr/>
+                  </pic:nvPicPr>
+                  <pic:blipFill>
+                    <a:blip r:embed="rId33"/>
+                    <a:stretch>
+                      <a:fillRect/>
+                    </a:stretch>
+                  </pic:blipFill>
+                  <pic:spPr>
+                    <a:xfrm>
+                      <a:off x="0" y="0"/>
+                      <a:ext cx="5943600" cy="2807970"/>
+                    </a:xfrm>
+                    <a:prstGeom prst="rect">
+                      <a:avLst/>
+                    </a:prstGeom>
+                  </pic:spPr>
+                </pic:pic>
+              </a:graphicData>
+            </a:graphic>
+          </wp:inline>
+        </w:drawing>
+      </w:r>
+      <w:r>
+        <w:rPr>
+          <w:sz w:val="24"/>
+        </w:rPr>
+        <w:br/>
+      </w:r>
+      <w:r>
+        <w:rPr>
+          <w:sz w:val="24"/>
+        </w:rPr>
+        <w:br/>
+        <w:t xml:space="preserve">Lets execute the mvn install command for maven-web-appliv=cation and check the m2 repo </w:t>
+      </w:r>
+      <w:r>
+        <w:rPr>
+          <w:sz w:val="24"/>
+        </w:rPr>
+        <w:br/>
+      </w:r>
+      <w:r>
+        <w:rPr>
+          <w:sz w:val="24"/>
+        </w:rPr>
+        <w:br/>
+        <w:t>Navigate to Maven web Application directory and check the java version in the pom.xml if it is 11 then change it 1.8 because the java which we installed in our ec2 instance is java 1.8</w:t>
+      </w:r>
+      <w:r>
+        <w:rPr>
+          <w:sz w:val="24"/>
+        </w:rPr>
+        <w:br/>
+      </w:r>
+      <w:r>
+        <w:rPr>
+          <w:sz w:val="24"/>
+        </w:rPr>
+        <w:br/>
+      </w:r>
+      <w:r>
+        <w:rPr>
+          <w:noProof/>
+          <w:sz w:val="24"/>
+        </w:rPr>
+        <w:drawing>
+          <wp:inline distT="0" distB="0" distL="0" distR="0" wp14:anchorId="6A581AD3" wp14:editId="419ED539">
+            <wp:extent cx="5943600" cy="753745"/>
+            <wp:effectExtent l="0" t="0" r="0" b="8255"/>
+            <wp:docPr id="29" name="Picture 29"/>
+            <wp:cNvGraphicFramePr>
+              <a:graphicFrameLocks xmlns:a="http://schemas.openxmlformats.org/drawingml/2006/main" noChangeAspect="1"/>
+            </wp:cNvGraphicFramePr>
+            <a:graphic xmlns:a="http://schemas.openxmlformats.org/drawingml/2006/main">
+              <a:graphicData uri="http://schemas.openxmlformats.org/drawingml/2006/picture">
+                <pic:pic xmlns:pic="http://schemas.openxmlformats.org/drawingml/2006/picture">
+                  <pic:nvPicPr>
+                    <pic:cNvPr id="1" name=""/>
+                    <pic:cNvPicPr/>
+                  </pic:nvPicPr>
+                  <pic:blipFill>
+                    <a:blip r:embed="rId34"/>
+                    <a:stretch>
+                      <a:fillRect/>
+                    </a:stretch>
+                  </pic:blipFill>
+                  <pic:spPr>
+                    <a:xfrm>
+                      <a:off x="0" y="0"/>
+                      <a:ext cx="5943600" cy="753745"/>
+                    </a:xfrm>
+                    <a:prstGeom prst="rect">
+                      <a:avLst/>
+                    </a:prstGeom>
+                  </pic:spPr>
+                </pic:pic>
+              </a:graphicData>
+            </a:graphic>
+          </wp:inline>
+        </w:drawing>
+      </w:r>
+      <w:r>
+        <w:rPr>
+          <w:sz w:val="24"/>
+        </w:rPr>
+        <w:br/>
+      </w:r>
+      <w:r>
+        <w:rPr>
+          <w:sz w:val="24"/>
+        </w:rPr>
+        <w:br/>
+        <w:t>in the below I am just checking the src folder</w:t>
+      </w:r>
+      <w:r>
+        <w:rPr>
+          <w:sz w:val="24"/>
+        </w:rPr>
+        <w:br/>
+      </w:r>
+      <w:r>
+        <w:rPr>
+          <w:noProof/>
+          <w:sz w:val="24"/>
+        </w:rPr>
+        <w:lastRenderedPageBreak/>
+        <w:drawing>
+          <wp:inline distT="0" distB="0" distL="0" distR="0" wp14:anchorId="77B61BDE" wp14:editId="7A8DE940">
+            <wp:extent cx="5943600" cy="3547110"/>
+            <wp:effectExtent l="0" t="0" r="0" b="0"/>
+            <wp:docPr id="30" name="Picture 30"/>
+            <wp:cNvGraphicFramePr>
+              <a:graphicFrameLocks xmlns:a="http://schemas.openxmlformats.org/drawingml/2006/main" noChangeAspect="1"/>
+            </wp:cNvGraphicFramePr>
+            <a:graphic xmlns:a="http://schemas.openxmlformats.org/drawingml/2006/main">
+              <a:graphicData uri="http://schemas.openxmlformats.org/drawingml/2006/picture">
+                <pic:pic xmlns:pic="http://schemas.openxmlformats.org/drawingml/2006/picture">
+                  <pic:nvPicPr>
+                    <pic:cNvPr id="1" name=""/>
+                    <pic:cNvPicPr/>
+                  </pic:nvPicPr>
+                  <pic:blipFill>
+                    <a:blip r:embed="rId35"/>
+                    <a:stretch>
+                      <a:fillRect/>
+                    </a:stretch>
+                  </pic:blipFill>
+                  <pic:spPr>
+                    <a:xfrm>
+                      <a:off x="0" y="0"/>
+                      <a:ext cx="5943600" cy="3547110"/>
+                    </a:xfrm>
+                    <a:prstGeom prst="rect">
+                      <a:avLst/>
+                    </a:prstGeom>
+                  </pic:spPr>
+                </pic:pic>
+              </a:graphicData>
+            </a:graphic>
+          </wp:inline>
+        </w:drawing>
+      </w:r>
+      <w:r>
+        <w:rPr>
+          <w:sz w:val="24"/>
+        </w:rPr>
+        <w:br/>
+      </w:r>
+      <w:r>
+        <w:rPr>
+          <w:noProof/>
+          <w:sz w:val="24"/>
+        </w:rPr>
+        <w:drawing>
+          <wp:inline distT="0" distB="0" distL="0" distR="0" wp14:anchorId="4B295025" wp14:editId="32064050">
+            <wp:extent cx="5943600" cy="1405890"/>
+            <wp:effectExtent l="0" t="0" r="0" b="3810"/>
+            <wp:docPr id="31" name="Picture 31"/>
+            <wp:cNvGraphicFramePr>
+              <a:graphicFrameLocks xmlns:a="http://schemas.openxmlformats.org/drawingml/2006/main" noChangeAspect="1"/>
+            </wp:cNvGraphicFramePr>
+            <a:graphic xmlns:a="http://schemas.openxmlformats.org/drawingml/2006/main">
+              <a:graphicData uri="http://schemas.openxmlformats.org/drawingml/2006/picture">
+                <pic:pic xmlns:pic="http://schemas.openxmlformats.org/drawingml/2006/picture">
+                  <pic:nvPicPr>
+                    <pic:cNvPr id="1" name=""/>
+                    <pic:cNvPicPr/>
+                  </pic:nvPicPr>
+                  <pic:blipFill>
+                    <a:blip r:embed="rId36"/>
+                    <a:stretch>
+                      <a:fillRect/>
+                    </a:stretch>
+                  </pic:blipFill>
+                  <pic:spPr>
+                    <a:xfrm>
+                      <a:off x="0" y="0"/>
+                      <a:ext cx="5943600" cy="1405890"/>
+                    </a:xfrm>
+                    <a:prstGeom prst="rect">
+                      <a:avLst/>
+                    </a:prstGeom>
+                  </pic:spPr>
+                </pic:pic>
+              </a:graphicData>
+            </a:graphic>
+          </wp:inline>
+        </w:drawing>
+      </w:r>
+      <w:r>
+        <w:rPr>
+          <w:sz w:val="24"/>
+        </w:rPr>
+        <w:br/>
+      </w:r>
+      <w:r>
+        <w:rPr>
+          <w:sz w:val="24"/>
+        </w:rPr>
+        <w:br/>
+        <w:t>wait lets try to execute mvn</w:t>
+      </w:r>
+      <w:r>
+        <w:rPr>
+          <w:sz w:val="24"/>
+        </w:rPr>
+        <w:t xml:space="preserve"> clean</w:t>
+      </w:r>
+      <w:r>
+        <w:rPr>
+          <w:sz w:val="24"/>
+        </w:rPr>
+        <w:t xml:space="preserve"> install command first</w:t>
+      </w:r>
+      <w:r>
+        <w:rPr>
+          <w:sz w:val="24"/>
+        </w:rPr>
+        <w:br/>
+        <w:t xml:space="preserve">As you can see the target file with .war application has been created after executing the </w:t>
+      </w:r>
+      <w:r>
+        <w:rPr>
+          <w:sz w:val="24"/>
+        </w:rPr>
+        <w:br/>
+      </w:r>
+      <w:r>
+        <w:rPr>
+          <w:sz w:val="24"/>
+        </w:rPr>
+        <w:t>mvn clean package</w:t>
+      </w:r>
+      <w:r>
+        <w:rPr>
+          <w:sz w:val="24"/>
+        </w:rPr>
+        <w:br/>
+        <w:t>Now execute mvn clean install</w:t>
+      </w:r>
+      <w:r>
+        <w:rPr>
+          <w:sz w:val="24"/>
+        </w:rPr>
+        <w:t xml:space="preserve"> the .war file will be added in the m2/repository</w:t>
+      </w:r>
+      <w:r>
+        <w:rPr>
+          <w:sz w:val="24"/>
+        </w:rPr>
+        <w:br/>
+      </w:r>
+      <w:r>
+        <w:rPr>
+          <w:noProof/>
+          <w:sz w:val="24"/>
+        </w:rPr>
+        <w:drawing>
+          <wp:inline distT="0" distB="0" distL="0" distR="0" wp14:anchorId="6E29E5FE" wp14:editId="050566FB">
+            <wp:extent cx="5943600" cy="1292225"/>
+            <wp:effectExtent l="0" t="0" r="0" b="3175"/>
+            <wp:docPr id="32" name="Picture 32"/>
+            <wp:cNvGraphicFramePr>
+              <a:graphicFrameLocks xmlns:a="http://schemas.openxmlformats.org/drawingml/2006/main" noChangeAspect="1"/>
+            </wp:cNvGraphicFramePr>
+            <a:graphic xmlns:a="http://schemas.openxmlformats.org/drawingml/2006/main">
+              <a:graphicData uri="http://schemas.openxmlformats.org/drawingml/2006/picture">
+                <pic:pic xmlns:pic="http://schemas.openxmlformats.org/drawingml/2006/picture">
+                  <pic:nvPicPr>
+                    <pic:cNvPr id="1" name=""/>
+                    <pic:cNvPicPr/>
+                  </pic:nvPicPr>
+                  <pic:blipFill>
+                    <a:blip r:embed="rId37"/>
+                    <a:stretch>
+                      <a:fillRect/>
+                    </a:stretch>
+                  </pic:blipFill>
+                  <pic:spPr>
+                    <a:xfrm>
+                      <a:off x="0" y="0"/>
+                      <a:ext cx="5943600" cy="1292225"/>
+                    </a:xfrm>
+                    <a:prstGeom prst="rect">
+                      <a:avLst/>
+                    </a:prstGeom>
+                  </pic:spPr>
+                </pic:pic>
+              </a:graphicData>
+            </a:graphic>
+          </wp:inline>
+        </w:drawing>
+      </w:r>
+      <w:r>
+        <w:rPr>
+          <w:sz w:val="24"/>
+        </w:rPr>
+        <w:br/>
+      </w:r>
+      <w:r>
+        <w:rPr>
+          <w:sz w:val="24"/>
+        </w:rPr>
+        <w:br/>
+        <w:t>successfully build now and check the m2 repo</w:t>
+      </w:r>
+      <w:r>
+        <w:rPr>
+          <w:sz w:val="24"/>
+        </w:rPr>
+        <w:br/>
+      </w:r>
+      <w:r>
+        <w:rPr>
+          <w:noProof/>
+          <w:sz w:val="24"/>
+        </w:rPr>
+        <w:lastRenderedPageBreak/>
+        <w:drawing>
+          <wp:inline distT="0" distB="0" distL="0" distR="0" wp14:anchorId="2D3EFF06" wp14:editId="2F91C1AB">
+            <wp:extent cx="5943600" cy="2622550"/>
+            <wp:effectExtent l="0" t="0" r="0" b="6350"/>
+            <wp:docPr id="33" name="Picture 33"/>
+            <wp:cNvGraphicFramePr>
+              <a:graphicFrameLocks xmlns:a="http://schemas.openxmlformats.org/drawingml/2006/main" noChangeAspect="1"/>
+            </wp:cNvGraphicFramePr>
+            <a:graphic xmlns:a="http://schemas.openxmlformats.org/drawingml/2006/main">
+              <a:graphicData uri="http://schemas.openxmlformats.org/drawingml/2006/picture">
+                <pic:pic xmlns:pic="http://schemas.openxmlformats.org/drawingml/2006/picture">
+                  <pic:nvPicPr>
+                    <pic:cNvPr id="1" name=""/>
+                    <pic:cNvPicPr/>
+                  </pic:nvPicPr>
+                  <pic:blipFill>
+                    <a:blip r:embed="rId38"/>
+                    <a:stretch>
+                      <a:fillRect/>
+                    </a:stretch>
+                  </pic:blipFill>
+                  <pic:spPr>
+                    <a:xfrm>
+                      <a:off x="0" y="0"/>
+                      <a:ext cx="5943600" cy="2622550"/>
+                    </a:xfrm>
+                    <a:prstGeom prst="rect">
+                      <a:avLst/>
+                    </a:prstGeom>
+                  </pic:spPr>
+                </pic:pic>
+              </a:graphicData>
+            </a:graphic>
+          </wp:inline>
+        </w:drawing>
+      </w:r>
+      <w:r>
+        <w:rPr>
+          <w:sz w:val="24"/>
+        </w:rPr>
+        <w:br/>
+      </w:r>
+      <w:r>
+        <w:rPr>
+          <w:sz w:val="24"/>
+        </w:rPr>
+        <w:br/>
+      </w:r>
+      <w:r>
+        <w:rPr>
+          <w:noProof/>
+          <w:sz w:val="24"/>
+        </w:rPr>
+        <w:drawing>
+          <wp:inline distT="0" distB="0" distL="0" distR="0" wp14:anchorId="6D938E2E" wp14:editId="7E8388EF">
+            <wp:extent cx="5943600" cy="1962785"/>
+            <wp:effectExtent l="0" t="0" r="0" b="0"/>
+            <wp:docPr id="34" name="Picture 34"/>
+            <wp:cNvGraphicFramePr>
+              <a:graphicFrameLocks xmlns:a="http://schemas.openxmlformats.org/drawingml/2006/main" noChangeAspect="1"/>
+            </wp:cNvGraphicFramePr>
+            <a:graphic xmlns:a="http://schemas.openxmlformats.org/drawingml/2006/main">
+              <a:graphicData uri="http://schemas.openxmlformats.org/drawingml/2006/picture">
+                <pic:pic xmlns:pic="http://schemas.openxmlformats.org/drawingml/2006/picture">
+                  <pic:nvPicPr>
+                    <pic:cNvPr id="1" name=""/>
+                    <pic:cNvPicPr/>
+                  </pic:nvPicPr>
+                  <pic:blipFill>
+                    <a:blip r:embed="rId39"/>
+                    <a:stretch>
+                      <a:fillRect/>
+                    </a:stretch>
+                  </pic:blipFill>
+                  <pic:spPr>
+                    <a:xfrm>
+                      <a:off x="0" y="0"/>
+                      <a:ext cx="5943600" cy="1962785"/>
+                    </a:xfrm>
+                    <a:prstGeom prst="rect">
+                      <a:avLst/>
+                    </a:prstGeom>
+                  </pic:spPr>
+                </pic:pic>
+              </a:graphicData>
+            </a:graphic>
+          </wp:inline>
+        </w:drawing>
+      </w:r>
+      <w:r>
+        <w:rPr>
+          <w:sz w:val="24"/>
+        </w:rPr>
+        <w:br/>
+      </w:r>
+      <w:r>
+        <w:rPr>
+          <w:sz w:val="24"/>
+        </w:rPr>
+        <w:br/>
+        <w:t xml:space="preserve">As you can see the maven-web directory has been added in the .m2/repository </w:t>
+      </w:r>
+      <w:r>
+        <w:rPr>
+          <w:sz w:val="24"/>
+        </w:rPr>
+        <w:br/>
+      </w:r>
+      <w:r>
+        <w:rPr>
+          <w:noProof/>
+        </w:rPr>
+        <w:lastRenderedPageBreak/>
+        <w:drawing>
+          <wp:inline distT="0" distB="0" distL="0" distR="0" wp14:anchorId="50377BB0" wp14:editId="2B0DCDAD">
+            <wp:extent cx="4102100" cy="3209368"/>
+            <wp:effectExtent l="0" t="0" r="0" b="0"/>
+            <wp:docPr id="35" name="Picture 35"/>
+            <wp:cNvGraphicFramePr>
+              <a:graphicFrameLocks xmlns:a="http://schemas.openxmlformats.org/drawingml/2006/main" noChangeAspect="1"/>
+            </wp:cNvGraphicFramePr>
+            <a:graphic xmlns:a="http://schemas.openxmlformats.org/drawingml/2006/main">
+              <a:graphicData uri="http://schemas.openxmlformats.org/drawingml/2006/picture">
+                <pic:pic xmlns:pic="http://schemas.openxmlformats.org/drawingml/2006/picture">
+                  <pic:nvPicPr>
+                    <pic:cNvPr id="1" name=""/>
+                    <pic:cNvPicPr/>
+                  </pic:nvPicPr>
+                  <pic:blipFill>
+                    <a:blip r:embed="rId40"/>
+                    <a:stretch>
+                      <a:fillRect/>
+                    </a:stretch>
+                  </pic:blipFill>
+                  <pic:spPr>
+                    <a:xfrm>
+                      <a:off x="0" y="0"/>
+                      <a:ext cx="4117523" cy="3221434"/>
+                    </a:xfrm>
+                    <a:prstGeom prst="rect">
+                      <a:avLst/>
+                    </a:prstGeom>
+                  </pic:spPr>
+                </pic:pic>
+              </a:graphicData>
+            </a:graphic>
+          </wp:inline>
+        </w:drawing>
+      </w:r>
+      <w:r>
+        <w:rPr>
+          <w:sz w:val="24"/>
+        </w:rPr>
+        <w:br/>
+      </w:r>
+      <w:r>
+        <w:rPr>
+          <w:sz w:val="24"/>
+        </w:rPr>
+        <w:br/>
+      </w:r>
+      <w:r>
+        <w:rPr>
+          <w:sz w:val="24"/>
+        </w:rPr>
+        <w:br/>
+        <w:t>we can’t execute the war file directly using java jar we have to deploy this war file in the Tomcat server</w:t>
+      </w:r>
       <w:bookmarkStart w:id="0" w:name="_GoBack"/>
       <w:bookmarkEnd w:id="0"/>
+      <w:r>
+        <w:rPr>
+          <w:sz w:val="24"/>
+        </w:rPr>
+        <w:br/>
+      </w:r>
+      <w:r>
+        <w:rPr>
+          <w:sz w:val="24"/>
+        </w:rPr>
+        <w:br/>
+      </w:r>
+      <w:r>
+        <w:rPr>
+          <w:sz w:val="24"/>
+        </w:rPr>
+        <w:br/>
+      </w:r>
+      <w:r>
+        <w:rPr>
+          <w:sz w:val="24"/>
+        </w:rPr>
+        <w:br/>
+      </w:r>
     </w:p>
     <w:sectPr>
       <w:pgSz w:w="12240" w:h="15840"/>
